--- a/backend/DOCS/Annexure-3-Net-Metering.docx
+++ b/backend/DOCS/Annexure-3-Net-Metering.docx
@@ -1,6 +1,6 @@
 
 <file path=word/document.xml><?xml version="1.0" encoding="utf-8"?>
-<w:document xmlns:wpc="http://schemas.microsoft.com/office/word/2010/wordprocessingCanvas" xmlns:cx="http://schemas.microsoft.com/office/drawing/2014/chartex" xmlns:cx1="http://schemas.microsoft.com/office/drawing/2015/9/8/chartex" xmlns:cx2="http://schemas.microsoft.com/office/drawing/2015/10/21/chartex" xmlns:cx3="http://schemas.microsoft.com/office/drawing/2016/5/9/chartex" xmlns:cx4="http://schemas.microsoft.com/office/drawing/2016/5/10/chartex" xmlns:cx5="http://schemas.microsoft.com/office/drawing/2016/5/11/chartex" xmlns:cx6="http://schemas.microsoft.com/office/drawing/2016/5/12/chartex" xmlns:cx7="http://schemas.microsoft.com/office/drawing/2016/5/13/chartex" xmlns:cx8="http://schemas.microsoft.com/office/drawing/2016/5/14/chartex" xmlns:mc="http://schemas.openxmlformats.org/markup-compatibility/2006" xmlns:aink="http://schemas.microsoft.com/office/drawing/2016/ink" xmlns:am3d="http://schemas.microsoft.com/office/drawing/2017/model3d" xmlns:o="urn:schemas-microsoft-com:office:office" xmlns:r="http://schemas.openxmlformats.org/officeDocument/2006/relationships" xmlns:m="http://schemas.openxmlformats.org/officeDocument/2006/math" xmlns:v="urn:schemas-microsoft-com:vml" xmlns:wp14="http://schemas.microsoft.com/office/word/2010/wordprocessingDrawing" xmlns:wp="http://schemas.openxmlformats.org/drawingml/2006/wordprocessingDrawing" xmlns:w10="urn:schemas-microsoft-com:office:word" xmlns:w="http://schemas.openxmlformats.org/wordprocessingml/2006/main" xmlns:w14="http://schemas.microsoft.com/office/word/2010/wordml" xmlns:w15="http://schemas.microsoft.com/office/word/2012/wordml" xmlns:w16cid="http://schemas.microsoft.com/office/word/2016/wordml/cid" xmlns:w16se="http://schemas.microsoft.com/office/word/2015/wordml/symex" xmlns:wpg="http://schemas.microsoft.com/office/word/2010/wordprocessingGroup" xmlns:wpi="http://schemas.microsoft.com/office/word/2010/wordprocessingInk" xmlns:wne="http://schemas.microsoft.com/office/word/2006/wordml" xmlns:wps="http://schemas.microsoft.com/office/word/2010/wordprocessingShape" mc:Ignorable="w14 w15 w16se w16cid wp14">
+<w:document xmlns:wpc="http://schemas.microsoft.com/office/word/2010/wordprocessingCanvas" xmlns:cx="http://schemas.microsoft.com/office/drawing/2014/chartex" xmlns:cx1="http://schemas.microsoft.com/office/drawing/2015/9/8/chartex" xmlns:cx2="http://schemas.microsoft.com/office/drawing/2015/10/21/chartex" xmlns:cx3="http://schemas.microsoft.com/office/drawing/2016/5/9/chartex" xmlns:cx4="http://schemas.microsoft.com/office/drawing/2016/5/10/chartex" xmlns:cx5="http://schemas.microsoft.com/office/drawing/2016/5/11/chartex" xmlns:cx6="http://schemas.microsoft.com/office/drawing/2016/5/12/chartex" xmlns:cx7="http://schemas.microsoft.com/office/drawing/2016/5/13/chartex" xmlns:cx8="http://schemas.microsoft.com/office/drawing/2016/5/14/chartex" xmlns:mc="http://schemas.openxmlformats.org/markup-compatibility/2006" xmlns:aink="http://schemas.microsoft.com/office/drawing/2016/ink" xmlns:am3d="http://schemas.microsoft.com/office/drawing/2017/model3d" xmlns:o="urn:schemas-microsoft-com:office:office" xmlns:oel="http://schemas.microsoft.com/office/2019/extlst" xmlns:r="http://schemas.openxmlformats.org/officeDocument/2006/relationships" xmlns:m="http://schemas.openxmlformats.org/officeDocument/2006/math" xmlns:v="urn:schemas-microsoft-com:vml" xmlns:wp14="http://schemas.microsoft.com/office/word/2010/wordprocessingDrawing" xmlns:wp="http://schemas.openxmlformats.org/drawingml/2006/wordprocessingDrawing" xmlns:w10="urn:schemas-microsoft-com:office:word" xmlns:w="http://schemas.openxmlformats.org/wordprocessingml/2006/main" xmlns:w14="http://schemas.microsoft.com/office/word/2010/wordml" xmlns:w15="http://schemas.microsoft.com/office/word/2012/wordml" xmlns:w16cex="http://schemas.microsoft.com/office/word/2018/wordml/cex" xmlns:w16cid="http://schemas.microsoft.com/office/word/2016/wordml/cid" xmlns:w16="http://schemas.microsoft.com/office/word/2018/wordml" xmlns:w16du="http://schemas.microsoft.com/office/word/2023/wordml/word16du" xmlns:w16sdtdh="http://schemas.microsoft.com/office/word/2020/wordml/sdtdatahash" xmlns:w16sdtfl="http://schemas.microsoft.com/office/word/2024/wordml/sdtformatlock" xmlns:w16se="http://schemas.microsoft.com/office/word/2015/wordml/symex" xmlns:wpg="http://schemas.microsoft.com/office/word/2010/wordprocessingGroup" xmlns:wpi="http://schemas.microsoft.com/office/word/2010/wordprocessingInk" xmlns:wne="http://schemas.microsoft.com/office/word/2006/wordml" xmlns:wps="http://schemas.microsoft.com/office/word/2010/wordprocessingShape" mc:Ignorable="w14 w15 w16se w16cid w16 w16cex w16sdtdh w16sdtfl w16du wp14">
   <w:body>
     <w:p>
       <w:pPr>
@@ -8441,8 +8441,6 @@
           <w:sz w:val="24"/>
         </w:rPr>
       </w:pPr>
-      <w:bookmarkStart w:id="0" w:name="_GoBack"/>
-      <w:bookmarkEnd w:id="0"/>
     </w:p>
     <w:p>
       <w:pPr>
@@ -9064,11 +9062,21 @@
         <w:t>Shri.</w:t>
       </w:r>
       <w:r>
-        <w:rPr>
-          <w:rFonts w:ascii="Times New Roman" w:eastAsia="Times New Roman" w:hAnsi="Times New Roman" w:cs="Times New Roman"/>
-          <w:color w:val="2F2F2F"/>
-          <w:sz w:val="24"/>
-          <w:u w:val="dotted"/>
+        <w:t xml:space="preserve"> </w:t>
+      </w:r>
+      <w:r>
+        <w:rPr>
+          <w:rFonts w:ascii="Times New Roman" w:eastAsia="Times New Roman" w:hAnsi="Times New Roman" w:cs="Times New Roman"/>
+          <w:color w:val="2F2F2F"/>
+          <w:sz w:val="24"/>
+        </w:rPr>
+        <w:t>${CUSTOMER_SIGN}$</w:t>
+      </w:r>
+      <w:r>
+        <w:rPr>
+          <w:rFonts w:ascii="Times New Roman" w:eastAsia="Times New Roman" w:hAnsi="Times New Roman" w:cs="Times New Roman"/>
+          <w:color w:val="2F2F2F"/>
+          <w:sz w:val="24"/>
         </w:rPr>
         <w:tab/>
       </w:r>
@@ -9078,7 +9086,14 @@
           <w:color w:val="2F2F2F"/>
           <w:sz w:val="24"/>
         </w:rPr>
-        <w:tab/>
+        <w:t xml:space="preserve">                                        </w:t>
+      </w:r>
+      <w:r>
+        <w:rPr>
+          <w:rFonts w:ascii="Times New Roman" w:eastAsia="Times New Roman" w:hAnsi="Times New Roman" w:cs="Times New Roman"/>
+          <w:color w:val="2F2F2F"/>
+          <w:sz w:val="24"/>
+        </w:rPr>
         <w:t>Shri.</w:t>
       </w:r>
       <w:r>
@@ -9515,7 +9530,7 @@
 </file>
 
 <file path=word/numbering.xml><?xml version="1.0" encoding="utf-8"?>
-<w:numbering xmlns:wpc="http://schemas.microsoft.com/office/word/2010/wordprocessingCanvas" xmlns:cx="http://schemas.microsoft.com/office/drawing/2014/chartex" xmlns:cx1="http://schemas.microsoft.com/office/drawing/2015/9/8/chartex" xmlns:cx2="http://schemas.microsoft.com/office/drawing/2015/10/21/chartex" xmlns:cx3="http://schemas.microsoft.com/office/drawing/2016/5/9/chartex" xmlns:cx4="http://schemas.microsoft.com/office/drawing/2016/5/10/chartex" xmlns:cx5="http://schemas.microsoft.com/office/drawing/2016/5/11/chartex" xmlns:cx6="http://schemas.microsoft.com/office/drawing/2016/5/12/chartex" xmlns:cx7="http://schemas.microsoft.com/office/drawing/2016/5/13/chartex" xmlns:cx8="http://schemas.microsoft.com/office/drawing/2016/5/14/chartex" xmlns:mc="http://schemas.openxmlformats.org/markup-compatibility/2006" xmlns:aink="http://schemas.microsoft.com/office/drawing/2016/ink" xmlns:am3d="http://schemas.microsoft.com/office/drawing/2017/model3d" xmlns:o="urn:schemas-microsoft-com:office:office" xmlns:r="http://schemas.openxmlformats.org/officeDocument/2006/relationships" xmlns:m="http://schemas.openxmlformats.org/officeDocument/2006/math" xmlns:v="urn:schemas-microsoft-com:vml" xmlns:wp14="http://schemas.microsoft.com/office/word/2010/wordprocessingDrawing" xmlns:wp="http://schemas.openxmlformats.org/drawingml/2006/wordprocessingDrawing" xmlns:w10="urn:schemas-microsoft-com:office:word" xmlns:w="http://schemas.openxmlformats.org/wordprocessingml/2006/main" xmlns:w14="http://schemas.microsoft.com/office/word/2010/wordml" xmlns:w15="http://schemas.microsoft.com/office/word/2012/wordml" xmlns:w16cid="http://schemas.microsoft.com/office/word/2016/wordml/cid" xmlns:w16se="http://schemas.microsoft.com/office/word/2015/wordml/symex" xmlns:wpg="http://schemas.microsoft.com/office/word/2010/wordprocessingGroup" xmlns:wpi="http://schemas.microsoft.com/office/word/2010/wordprocessingInk" xmlns:wne="http://schemas.microsoft.com/office/word/2006/wordml" xmlns:wps="http://schemas.microsoft.com/office/word/2010/wordprocessingShape" mc:Ignorable="w14 w15 w16se w16cid wp14">
+<w:numbering xmlns:wpc="http://schemas.microsoft.com/office/word/2010/wordprocessingCanvas" xmlns:cx="http://schemas.microsoft.com/office/drawing/2014/chartex" xmlns:cx1="http://schemas.microsoft.com/office/drawing/2015/9/8/chartex" xmlns:cx2="http://schemas.microsoft.com/office/drawing/2015/10/21/chartex" xmlns:cx3="http://schemas.microsoft.com/office/drawing/2016/5/9/chartex" xmlns:cx4="http://schemas.microsoft.com/office/drawing/2016/5/10/chartex" xmlns:cx5="http://schemas.microsoft.com/office/drawing/2016/5/11/chartex" xmlns:cx6="http://schemas.microsoft.com/office/drawing/2016/5/12/chartex" xmlns:cx7="http://schemas.microsoft.com/office/drawing/2016/5/13/chartex" xmlns:cx8="http://schemas.microsoft.com/office/drawing/2016/5/14/chartex" xmlns:mc="http://schemas.openxmlformats.org/markup-compatibility/2006" xmlns:aink="http://schemas.microsoft.com/office/drawing/2016/ink" xmlns:am3d="http://schemas.microsoft.com/office/drawing/2017/model3d" xmlns:o="urn:schemas-microsoft-com:office:office" xmlns:oel="http://schemas.microsoft.com/office/2019/extlst" xmlns:r="http://schemas.openxmlformats.org/officeDocument/2006/relationships" xmlns:m="http://schemas.openxmlformats.org/officeDocument/2006/math" xmlns:v="urn:schemas-microsoft-com:vml" xmlns:wp14="http://schemas.microsoft.com/office/word/2010/wordprocessingDrawing" xmlns:wp="http://schemas.openxmlformats.org/drawingml/2006/wordprocessingDrawing" xmlns:w10="urn:schemas-microsoft-com:office:word" xmlns:w="http://schemas.openxmlformats.org/wordprocessingml/2006/main" xmlns:w14="http://schemas.microsoft.com/office/word/2010/wordml" xmlns:w15="http://schemas.microsoft.com/office/word/2012/wordml" xmlns:w16cex="http://schemas.microsoft.com/office/word/2018/wordml/cex" xmlns:w16cid="http://schemas.microsoft.com/office/word/2016/wordml/cid" xmlns:w16="http://schemas.microsoft.com/office/word/2018/wordml" xmlns:w16du="http://schemas.microsoft.com/office/word/2023/wordml/word16du" xmlns:w16sdtdh="http://schemas.microsoft.com/office/word/2020/wordml/sdtdatahash" xmlns:w16sdtfl="http://schemas.microsoft.com/office/word/2024/wordml/sdtformatlock" xmlns:w16se="http://schemas.microsoft.com/office/word/2015/wordml/symex" xmlns:wpg="http://schemas.microsoft.com/office/word/2010/wordprocessingGroup" xmlns:wpi="http://schemas.microsoft.com/office/word/2010/wordprocessingInk" xmlns:wne="http://schemas.microsoft.com/office/word/2006/wordml" xmlns:wps="http://schemas.microsoft.com/office/word/2010/wordprocessingShape" mc:Ignorable="w14 w15 w16se w16cid w16 w16cex w16sdtdh w16sdtfl w16du wp14">
   <w:abstractNum w:abstractNumId="0" w15:restartNumberingAfterBreak="0">
     <w:nsid w:val="020D4E4B"/>
     <w:multiLevelType w:val="multilevel"/>
@@ -10332,59 +10347,59 @@
       <w:lvlJc w:val="left"/>
     </w:lvl>
   </w:abstractNum>
-  <w:num w:numId="1">
+  <w:num w:numId="1" w16cid:durableId="534731883">
     <w:abstractNumId w:val="8"/>
   </w:num>
-  <w:num w:numId="2">
+  <w:num w:numId="2" w16cid:durableId="146744719">
     <w:abstractNumId w:val="4"/>
   </w:num>
-  <w:num w:numId="3">
+  <w:num w:numId="3" w16cid:durableId="841241006">
     <w:abstractNumId w:val="6"/>
   </w:num>
-  <w:num w:numId="4">
+  <w:num w:numId="4" w16cid:durableId="1431048268">
     <w:abstractNumId w:val="11"/>
   </w:num>
-  <w:num w:numId="5">
+  <w:num w:numId="5" w16cid:durableId="948464915">
     <w:abstractNumId w:val="15"/>
   </w:num>
-  <w:num w:numId="6">
+  <w:num w:numId="6" w16cid:durableId="11103949">
     <w:abstractNumId w:val="5"/>
   </w:num>
-  <w:num w:numId="7">
+  <w:num w:numId="7" w16cid:durableId="1731422209">
     <w:abstractNumId w:val="12"/>
   </w:num>
-  <w:num w:numId="8">
+  <w:num w:numId="8" w16cid:durableId="1812745330">
     <w:abstractNumId w:val="10"/>
   </w:num>
-  <w:num w:numId="9">
+  <w:num w:numId="9" w16cid:durableId="1447044020">
     <w:abstractNumId w:val="0"/>
   </w:num>
-  <w:num w:numId="10">
+  <w:num w:numId="10" w16cid:durableId="1814329288">
     <w:abstractNumId w:val="13"/>
   </w:num>
-  <w:num w:numId="11">
+  <w:num w:numId="11" w16cid:durableId="1555508475">
     <w:abstractNumId w:val="14"/>
   </w:num>
-  <w:num w:numId="12">
+  <w:num w:numId="12" w16cid:durableId="324673251">
     <w:abstractNumId w:val="2"/>
   </w:num>
-  <w:num w:numId="13">
+  <w:num w:numId="13" w16cid:durableId="1854564637">
     <w:abstractNumId w:val="1"/>
   </w:num>
-  <w:num w:numId="14">
+  <w:num w:numId="14" w16cid:durableId="1308590047">
     <w:abstractNumId w:val="9"/>
   </w:num>
-  <w:num w:numId="15">
+  <w:num w:numId="15" w16cid:durableId="279341144">
     <w:abstractNumId w:val="3"/>
   </w:num>
-  <w:num w:numId="16">
+  <w:num w:numId="16" w16cid:durableId="1033926256">
     <w:abstractNumId w:val="7"/>
   </w:num>
 </w:numbering>
 </file>
 
 <file path=word/styles.xml><?xml version="1.0" encoding="utf-8"?>
-<w:styles xmlns:mc="http://schemas.openxmlformats.org/markup-compatibility/2006" xmlns:r="http://schemas.openxmlformats.org/officeDocument/2006/relationships" xmlns:w="http://schemas.openxmlformats.org/wordprocessingml/2006/main" xmlns:w14="http://schemas.microsoft.com/office/word/2010/wordml" xmlns:w15="http://schemas.microsoft.com/office/word/2012/wordml" xmlns:w16cid="http://schemas.microsoft.com/office/word/2016/wordml/cid" xmlns:w16se="http://schemas.microsoft.com/office/word/2015/wordml/symex" mc:Ignorable="w14 w15 w16se w16cid">
+<w:styles xmlns:mc="http://schemas.openxmlformats.org/markup-compatibility/2006" xmlns:r="http://schemas.openxmlformats.org/officeDocument/2006/relationships" xmlns:w="http://schemas.openxmlformats.org/wordprocessingml/2006/main" xmlns:w14="http://schemas.microsoft.com/office/word/2010/wordml" xmlns:w15="http://schemas.microsoft.com/office/word/2012/wordml" xmlns:w16cex="http://schemas.microsoft.com/office/word/2018/wordml/cex" xmlns:w16cid="http://schemas.microsoft.com/office/word/2016/wordml/cid" xmlns:w16="http://schemas.microsoft.com/office/word/2018/wordml" xmlns:w16du="http://schemas.microsoft.com/office/word/2023/wordml/word16du" xmlns:w16sdtdh="http://schemas.microsoft.com/office/word/2020/wordml/sdtdatahash" xmlns:w16sdtfl="http://schemas.microsoft.com/office/word/2024/wordml/sdtformatlock" xmlns:w16se="http://schemas.microsoft.com/office/word/2015/wordml/symex" mc:Ignorable="w14 w15 w16se w16cid w16 w16cex w16sdtdh w16sdtfl w16du">
   <w:docDefaults>
     <w:rPrDefault>
       <w:rPr>
@@ -10399,7 +10414,7 @@
       </w:pPr>
     </w:pPrDefault>
   </w:docDefaults>
-  <w:latentStyles w:defLockedState="0" w:defUIPriority="99" w:defSemiHidden="0" w:defUnhideWhenUsed="0" w:defQFormat="0" w:count="375">
+  <w:latentStyles w:defLockedState="0" w:defUIPriority="99" w:defSemiHidden="0" w:defUnhideWhenUsed="0" w:defQFormat="0" w:count="376">
     <w:lsdException w:name="Normal" w:uiPriority="0" w:qFormat="1"/>
     <w:lsdException w:name="heading 1" w:uiPriority="9" w:qFormat="1"/>
     <w:lsdException w:name="heading 2" w:semiHidden="1" w:uiPriority="9" w:unhideWhenUsed="1" w:qFormat="1"/>
@@ -10775,6 +10790,7 @@
     <w:lsdException w:name="Smart Hyperlink" w:semiHidden="1" w:unhideWhenUsed="1"/>
     <w:lsdException w:name="Hashtag" w:semiHidden="1" w:unhideWhenUsed="1"/>
     <w:lsdException w:name="Unresolved Mention" w:semiHidden="1" w:unhideWhenUsed="1"/>
+    <w:lsdException w:name="Smart Link" w:semiHidden="1" w:unhideWhenUsed="1"/>
   </w:latentStyles>
   <w:style w:type="paragraph" w:default="1" w:styleId="Normal">
     <w:name w:val="Normal"/>

--- a/backend/DOCS/Annexure-3-Net-Metering.docx
+++ b/backend/DOCS/Annexure-3-Net-Metering.docx
@@ -740,8 +740,18 @@
           <w:color w:val="2F2F2F"/>
           <w:sz w:val="24"/>
         </w:rPr>
-        <w:t>${CONSUMER_APP_DATE}$</w:t>
-      </w:r>
+        <w:t>${CONSUMER_APP_</w:t>
+      </w:r>
+      <w:proofErr w:type="gramStart"/>
+      <w:r>
+        <w:rPr>
+          <w:rFonts w:ascii="Times New Roman" w:eastAsia="Times New Roman" w:hAnsi="Times New Roman" w:cs="Times New Roman"/>
+          <w:color w:val="2F2F2F"/>
+          <w:sz w:val="24"/>
+        </w:rPr>
+        <w:t>DATE}$</w:t>
+      </w:r>
+      <w:proofErr w:type="gramEnd"/>
       <w:r>
         <w:rPr>
           <w:rFonts w:ascii="Times New Roman" w:eastAsia="Times New Roman" w:hAnsi="Times New Roman" w:cs="Times New Roman"/>
@@ -840,8 +850,18 @@
           <w:color w:val="2F2F2F"/>
           <w:sz w:val="24"/>
         </w:rPr>
-        <w:t>${CONSUMER_NAME}$</w:t>
-      </w:r>
+        <w:t>${CONSUMER_</w:t>
+      </w:r>
+      <w:proofErr w:type="gramStart"/>
+      <w:r>
+        <w:rPr>
+          <w:rFonts w:ascii="Times New Roman" w:eastAsia="Times New Roman" w:hAnsi="Times New Roman" w:cs="Times New Roman"/>
+          <w:color w:val="2F2F2F"/>
+          <w:sz w:val="24"/>
+        </w:rPr>
+        <w:t>NAME}$</w:t>
+      </w:r>
+      <w:proofErr w:type="gramEnd"/>
       <w:r>
         <w:rPr>
           <w:rFonts w:ascii="Times New Roman" w:eastAsia="Times New Roman" w:hAnsi="Times New Roman" w:cs="Times New Roman"/>
@@ -915,8 +935,18 @@
           <w:color w:val="2F2F2F"/>
           <w:sz w:val="24"/>
         </w:rPr>
-        <w:t>${CONSUMER_ADDRESS}$</w:t>
-      </w:r>
+        <w:t>${CONSUMER_</w:t>
+      </w:r>
+      <w:proofErr w:type="gramStart"/>
+      <w:r>
+        <w:rPr>
+          <w:rFonts w:ascii="Times New Roman" w:eastAsia="Times New Roman" w:hAnsi="Times New Roman" w:cs="Times New Roman"/>
+          <w:color w:val="2F2F2F"/>
+          <w:sz w:val="24"/>
+        </w:rPr>
+        <w:t>ADDRESS}$</w:t>
+      </w:r>
+      <w:proofErr w:type="gramEnd"/>
       <w:r>
         <w:rPr>
           <w:b/>
@@ -972,8 +1002,18 @@
           <w:color w:val="2F2F2F"/>
           <w:sz w:val="24"/>
         </w:rPr>
-        <w:t>${CONSUMER_NO}$</w:t>
-      </w:r>
+        <w:t>${CONSUMER_</w:t>
+      </w:r>
+      <w:proofErr w:type="gramStart"/>
+      <w:r>
+        <w:rPr>
+          <w:rFonts w:ascii="Times New Roman" w:eastAsia="Times New Roman" w:hAnsi="Times New Roman" w:cs="Times New Roman"/>
+          <w:color w:val="2F2F2F"/>
+          <w:sz w:val="24"/>
+        </w:rPr>
+        <w:t>NO}$</w:t>
+      </w:r>
+      <w:proofErr w:type="gramEnd"/>
       <w:r>
         <w:rPr>
           <w:rFonts w:ascii="Times New Roman" w:eastAsia="Times New Roman" w:hAnsi="Times New Roman" w:cs="Times New Roman"/>
@@ -1017,6 +1057,7 @@
         </w:rPr>
         <w:t xml:space="preserve"> </w:t>
       </w:r>
+      <w:proofErr w:type="gramStart"/>
       <w:r>
         <w:rPr>
           <w:rFonts w:ascii="Times New Roman" w:eastAsia="Times New Roman" w:hAnsi="Times New Roman" w:cs="Times New Roman"/>
@@ -1040,7 +1081,17 @@
           <w:spacing w:val="-62"/>
           <w:sz w:val="24"/>
         </w:rPr>
-        <w:t xml:space="preserve">           </w:t>
+        <w:t xml:space="preserve">  </w:t>
+      </w:r>
+      <w:proofErr w:type="gramEnd"/>
+      <w:r>
+        <w:rPr>
+          <w:rFonts w:ascii="Times New Roman" w:eastAsia="Times New Roman" w:hAnsi="Times New Roman" w:cs="Times New Roman"/>
+          <w:color w:val="2F2F2F"/>
+          <w:spacing w:val="-62"/>
+          <w:sz w:val="24"/>
+        </w:rPr>
+        <w:t xml:space="preserve">         </w:t>
       </w:r>
       <w:r>
         <w:rPr>
@@ -1213,8 +1264,18 @@
           <w:color w:val="2F2F2F"/>
           <w:sz w:val="24"/>
         </w:rPr>
-        <w:t>${DISCOM_REGISTERED_OFFICE}$</w:t>
-      </w:r>
+        <w:t>${DISCOM_REGISTERED_</w:t>
+      </w:r>
+      <w:proofErr w:type="gramStart"/>
+      <w:r>
+        <w:rPr>
+          <w:rFonts w:ascii="Times New Roman" w:eastAsia="Times New Roman" w:hAnsi="Times New Roman" w:cs="Times New Roman"/>
+          <w:color w:val="2F2F2F"/>
+          <w:sz w:val="24"/>
+        </w:rPr>
+        <w:t>OFFICE}$</w:t>
+      </w:r>
+      <w:proofErr w:type="gramEnd"/>
       <w:r>
         <w:rPr>
           <w:rFonts w:ascii="Times New Roman" w:eastAsia="Times New Roman" w:hAnsi="Times New Roman" w:cs="Times New Roman"/>
@@ -1685,6 +1746,7 @@
         </w:rPr>
         <w:t xml:space="preserve"> </w:t>
       </w:r>
+      <w:proofErr w:type="gramStart"/>
       <w:r>
         <w:rPr>
           <w:rFonts w:ascii="Times New Roman" w:eastAsia="Times New Roman" w:hAnsi="Times New Roman" w:cs="Times New Roman"/>
@@ -1710,6 +1772,7 @@
         </w:rPr>
         <w:t>;</w:t>
       </w:r>
+      <w:proofErr w:type="gramEnd"/>
     </w:p>
     <w:p>
       <w:pPr>
@@ -1859,8 +1922,18 @@
           <w:color w:val="2F2F2F"/>
           <w:sz w:val="24"/>
         </w:rPr>
-        <w:t>${SOLAR_CAPACITY}$</w:t>
-      </w:r>
+        <w:t>${SOLAR_</w:t>
+      </w:r>
+      <w:proofErr w:type="gramStart"/>
+      <w:r>
+        <w:rPr>
+          <w:rFonts w:ascii="Times New Roman" w:eastAsia="Times New Roman" w:hAnsi="Times New Roman" w:cs="Times New Roman"/>
+          <w:color w:val="2F2F2F"/>
+          <w:sz w:val="24"/>
+        </w:rPr>
+        <w:t>CAPACITY}$</w:t>
+      </w:r>
+      <w:proofErr w:type="gramEnd"/>
       <w:r>
         <w:rPr>
           <w:rFonts w:ascii="Times New Roman" w:eastAsia="Times New Roman" w:hAnsi="Times New Roman" w:cs="Times New Roman"/>
@@ -1957,6 +2030,7 @@
         </w:rPr>
         <w:t xml:space="preserve"> </w:t>
       </w:r>
+      <w:proofErr w:type="gramStart"/>
       <w:r>
         <w:rPr>
           <w:rFonts w:ascii="Times New Roman" w:eastAsia="Times New Roman" w:hAnsi="Times New Roman" w:cs="Times New Roman"/>
@@ -1965,6 +2039,7 @@
         </w:rPr>
         <w:t>follows:-</w:t>
       </w:r>
+      <w:proofErr w:type="gramEnd"/>
     </w:p>
     <w:p>
       <w:pPr>
@@ -5732,6 +5807,20 @@
     </w:p>
     <w:p>
       <w:pPr>
+        <w:tabs>
+          <w:tab w:val="left" w:pos="1189"/>
+        </w:tabs>
+        <w:spacing w:after="0" w:line="240" w:lineRule="auto"/>
+        <w:ind w:right="124"/>
+        <w:jc w:val="both"/>
+        <w:rPr>
+          <w:rFonts w:ascii="Times New Roman" w:eastAsia="Times New Roman" w:hAnsi="Times New Roman" w:cs="Times New Roman"/>
+          <w:sz w:val="24"/>
+        </w:rPr>
+      </w:pPr>
+    </w:p>
+    <w:p>
+      <w:pPr>
         <w:spacing w:before="5" w:after="0" w:line="240" w:lineRule="auto"/>
         <w:rPr>
           <w:rFonts w:ascii="Times New Roman" w:eastAsia="Times New Roman" w:hAnsi="Times New Roman" w:cs="Times New Roman"/>
@@ -5839,10 +5928,18 @@
       <w:r>
         <w:rPr>
           <w:rFonts w:ascii="Times New Roman" w:eastAsia="Times New Roman" w:hAnsi="Times New Roman" w:cs="Times New Roman"/>
-          <w:color w:val="2F2F2F"/>
-          <w:sz w:val="24"/>
-        </w:rPr>
-        <w:t>6.1              The</w:t>
+          <w:b/>
+          <w:sz w:val="24"/>
+        </w:rPr>
+        <w:t xml:space="preserve">  </w:t>
+      </w:r>
+      <w:r>
+        <w:rPr>
+          <w:rFonts w:ascii="Times New Roman" w:eastAsia="Times New Roman" w:hAnsi="Times New Roman" w:cs="Times New Roman"/>
+          <w:color w:val="2F2F2F"/>
+          <w:sz w:val="24"/>
+        </w:rPr>
+        <w:t>6.1           The</w:t>
       </w:r>
       <w:r>
         <w:rPr>
@@ -6031,14 +6128,20 @@
         </w:rPr>
         <w:t>meter</w:t>
       </w:r>
-      <w:r>
-        <w:rPr>
-          <w:rFonts w:ascii="Times New Roman" w:eastAsia="Times New Roman" w:hAnsi="Times New Roman" w:cs="Times New Roman"/>
-          <w:color w:val="2F2F2F"/>
-          <w:sz w:val="24"/>
-        </w:rPr>
-        <w:t xml:space="preserve"> </w:t>
-      </w:r>
+    </w:p>
+    <w:p>
+      <w:pPr>
+        <w:tabs>
+          <w:tab w:val="left" w:pos="820"/>
+        </w:tabs>
+        <w:spacing w:after="0" w:line="240" w:lineRule="auto"/>
+        <w:ind w:right="121"/>
+        <w:rPr>
+          <w:rFonts w:ascii="Times New Roman" w:eastAsia="Times New Roman" w:hAnsi="Times New Roman" w:cs="Times New Roman"/>
+          <w:color w:val="2F2F2F"/>
+          <w:sz w:val="24"/>
+        </w:rPr>
+      </w:pPr>
       <w:r>
         <w:rPr>
           <w:rFonts w:ascii="Times New Roman" w:eastAsia="Times New Roman" w:hAnsi="Times New Roman" w:cs="Times New Roman"/>
@@ -6046,6 +6149,22 @@
           <w:sz w:val="24"/>
         </w:rPr>
         <w:t xml:space="preserve">        </w:t>
+      </w:r>
+      <w:r>
+        <w:rPr>
+          <w:rFonts w:ascii="Times New Roman" w:eastAsia="Times New Roman" w:hAnsi="Times New Roman" w:cs="Times New Roman"/>
+          <w:color w:val="2F2F2F"/>
+          <w:sz w:val="24"/>
+        </w:rPr>
+        <w:t xml:space="preserve"> </w:t>
+      </w:r>
+      <w:r>
+        <w:rPr>
+          <w:rFonts w:ascii="Times New Roman" w:eastAsia="Times New Roman" w:hAnsi="Times New Roman" w:cs="Times New Roman"/>
+          <w:color w:val="2F2F2F"/>
+          <w:sz w:val="24"/>
+        </w:rPr>
+        <w:t xml:space="preserve">         </w:t>
       </w:r>
       <w:r>
         <w:rPr>
@@ -6562,6 +6681,7 @@
         </w:rPr>
         <w:t xml:space="preserve"> </w:t>
       </w:r>
+      <w:proofErr w:type="gramStart"/>
       <w:r>
         <w:rPr>
           <w:rFonts w:ascii="Times New Roman" w:eastAsia="Times New Roman" w:hAnsi="Times New Roman" w:cs="Times New Roman"/>
@@ -6570,6 +6690,7 @@
         </w:rPr>
         <w:t>may  disconnect</w:t>
       </w:r>
+      <w:proofErr w:type="gramEnd"/>
       <w:r>
         <w:rPr>
           <w:rFonts w:ascii="Times New Roman" w:eastAsia="Times New Roman" w:hAnsi="Times New Roman" w:cs="Times New Roman"/>
@@ -6829,24 +6950,6 @@
     </w:p>
     <w:p>
       <w:pPr>
-        <w:spacing w:before="7" w:after="0" w:line="240" w:lineRule="auto"/>
-        <w:rPr>
-          <w:rFonts w:ascii="Times New Roman" w:eastAsia="Times New Roman" w:hAnsi="Times New Roman" w:cs="Times New Roman"/>
-          <w:sz w:val="24"/>
-        </w:rPr>
-      </w:pPr>
-    </w:p>
-    <w:p>
-      <w:pPr>
-        <w:spacing w:before="7" w:after="0" w:line="240" w:lineRule="auto"/>
-        <w:rPr>
-          <w:rFonts w:ascii="Times New Roman" w:eastAsia="Times New Roman" w:hAnsi="Times New Roman" w:cs="Times New Roman"/>
-          <w:sz w:val="24"/>
-        </w:rPr>
-      </w:pPr>
-    </w:p>
-    <w:p>
-      <w:pPr>
         <w:tabs>
           <w:tab w:val="left" w:pos="820"/>
         </w:tabs>
@@ -6854,17 +6957,30 @@
         <w:ind w:right="122"/>
         <w:rPr>
           <w:rFonts w:ascii="Times New Roman" w:eastAsia="Times New Roman" w:hAnsi="Times New Roman" w:cs="Times New Roman"/>
-          <w:b/>
-          <w:sz w:val="24"/>
-        </w:rPr>
-      </w:pPr>
-      <w:r>
-        <w:rPr>
-          <w:rFonts w:ascii="Times New Roman" w:eastAsia="Times New Roman" w:hAnsi="Times New Roman" w:cs="Times New Roman"/>
-          <w:b/>
-          <w:sz w:val="24"/>
-        </w:rPr>
-        <w:t xml:space="preserve">  7. </w:t>
+          <w:sz w:val="24"/>
+        </w:rPr>
+      </w:pPr>
+    </w:p>
+    <w:p>
+      <w:pPr>
+        <w:tabs>
+          <w:tab w:val="left" w:pos="820"/>
+        </w:tabs>
+        <w:spacing w:after="0" w:line="240" w:lineRule="auto"/>
+        <w:ind w:right="122"/>
+        <w:rPr>
+          <w:rFonts w:ascii="Times New Roman" w:eastAsia="Times New Roman" w:hAnsi="Times New Roman" w:cs="Times New Roman"/>
+          <w:b/>
+          <w:sz w:val="24"/>
+        </w:rPr>
+      </w:pPr>
+      <w:r>
+        <w:rPr>
+          <w:rFonts w:ascii="Times New Roman" w:eastAsia="Times New Roman" w:hAnsi="Times New Roman" w:cs="Times New Roman"/>
+          <w:b/>
+          <w:sz w:val="24"/>
+        </w:rPr>
+        <w:t xml:space="preserve">7. </w:t>
       </w:r>
       <w:r>
         <w:rPr>
@@ -6894,7 +7010,7 @@
           <w:tab w:val="left" w:pos="820"/>
         </w:tabs>
         <w:spacing w:after="0" w:line="240" w:lineRule="auto"/>
-        <w:ind w:left="100" w:right="122"/>
+        <w:ind w:right="122"/>
         <w:rPr>
           <w:rFonts w:ascii="Times New Roman" w:eastAsia="Times New Roman" w:hAnsi="Times New Roman" w:cs="Times New Roman"/>
           <w:sz w:val="24"/>
@@ -6988,6 +7104,14 @@
           <w:sz w:val="24"/>
         </w:rPr>
       </w:pPr>
+      <w:r>
+        <w:rPr>
+          <w:rFonts w:ascii="Times New Roman" w:eastAsia="Times New Roman" w:hAnsi="Times New Roman" w:cs="Times New Roman"/>
+          <w:sz w:val="24"/>
+        </w:rPr>
+        <w:lastRenderedPageBreak/>
+        <w:t xml:space="preserve">          </w:t>
+      </w:r>
     </w:p>
     <w:p>
       <w:pPr>
@@ -7001,12 +7125,60 @@
           <w:sz w:val="24"/>
         </w:rPr>
       </w:pPr>
-      <w:r>
-        <w:rPr>
-          <w:rFonts w:ascii="Times New Roman" w:eastAsia="Times New Roman" w:hAnsi="Times New Roman" w:cs="Times New Roman"/>
-          <w:sz w:val="24"/>
-        </w:rPr>
-        <w:t xml:space="preserve">, </w:t>
+    </w:p>
+    <w:p>
+      <w:pPr>
+        <w:tabs>
+          <w:tab w:val="left" w:pos="820"/>
+        </w:tabs>
+        <w:spacing w:after="0" w:line="240" w:lineRule="auto"/>
+        <w:ind w:left="993" w:right="122" w:hanging="993"/>
+        <w:rPr>
+          <w:rFonts w:ascii="Times New Roman" w:eastAsia="Times New Roman" w:hAnsi="Times New Roman" w:cs="Times New Roman"/>
+          <w:sz w:val="24"/>
+        </w:rPr>
+      </w:pPr>
+      <w:r>
+        <w:rPr>
+          <w:rFonts w:ascii="Times New Roman" w:eastAsia="Times New Roman" w:hAnsi="Times New Roman" w:cs="Times New Roman"/>
+          <w:sz w:val="24"/>
+        </w:rPr>
+        <w:t>7.2.</w:t>
+      </w:r>
+      <w:r>
+        <w:rPr>
+          <w:rFonts w:ascii="Times New Roman" w:eastAsia="Times New Roman" w:hAnsi="Times New Roman" w:cs="Times New Roman"/>
+          <w:sz w:val="24"/>
+        </w:rPr>
+        <w:tab/>
+        <w:t xml:space="preserve">     </w:t>
+      </w:r>
+      <w:r>
+        <w:rPr>
+          <w:rFonts w:ascii="Times New Roman" w:eastAsia="Times New Roman" w:hAnsi="Times New Roman" w:cs="Times New Roman"/>
+          <w:sz w:val="24"/>
+        </w:rPr>
+        <w:t>The Parties shall not be liable to each other for any loss of profits or revenues</w:t>
+      </w:r>
+    </w:p>
+    <w:p>
+      <w:pPr>
+        <w:tabs>
+          <w:tab w:val="left" w:pos="1134"/>
+        </w:tabs>
+        <w:spacing w:after="0" w:line="240" w:lineRule="auto"/>
+        <w:ind w:left="851" w:right="122" w:firstLine="283"/>
+        <w:rPr>
+          <w:rFonts w:ascii="Times New Roman" w:eastAsia="Times New Roman" w:hAnsi="Times New Roman" w:cs="Times New Roman"/>
+          <w:sz w:val="24"/>
+        </w:rPr>
+      </w:pPr>
+      <w:r>
+        <w:rPr>
+          <w:rFonts w:ascii="Times New Roman" w:eastAsia="Times New Roman" w:hAnsi="Times New Roman" w:cs="Times New Roman"/>
+          <w:sz w:val="24"/>
+        </w:rPr>
+        <w:t xml:space="preserve">business interruption losses, loss of contract or goodwill, or for indirect, </w:t>
       </w:r>
     </w:p>
     <w:p>
@@ -7026,7 +7198,21 @@
           <w:rFonts w:ascii="Times New Roman" w:eastAsia="Times New Roman" w:hAnsi="Times New Roman" w:cs="Times New Roman"/>
           <w:sz w:val="24"/>
         </w:rPr>
-        <w:t xml:space="preserve">          </w:t>
+        <w:t xml:space="preserve">                </w:t>
+      </w:r>
+      <w:r>
+        <w:rPr>
+          <w:rFonts w:ascii="Times New Roman" w:eastAsia="Times New Roman" w:hAnsi="Times New Roman" w:cs="Times New Roman"/>
+          <w:sz w:val="24"/>
+        </w:rPr>
+        <w:t xml:space="preserve"> </w:t>
+      </w:r>
+      <w:r>
+        <w:rPr>
+          <w:rFonts w:ascii="Times New Roman" w:eastAsia="Times New Roman" w:hAnsi="Times New Roman" w:cs="Times New Roman"/>
+          <w:sz w:val="24"/>
+        </w:rPr>
+        <w:t>consequential, incidental or special damages including, but not limited to,</w:t>
       </w:r>
     </w:p>
     <w:p>
@@ -7041,6 +7227,13 @@
           <w:sz w:val="24"/>
         </w:rPr>
       </w:pPr>
+      <w:r>
+        <w:rPr>
+          <w:rFonts w:ascii="Times New Roman" w:eastAsia="Times New Roman" w:hAnsi="Times New Roman" w:cs="Times New Roman"/>
+          <w:sz w:val="24"/>
+        </w:rPr>
+        <w:t xml:space="preserve">                 punitive or exemplary damages, whether any of these liabilities, losses or </w:t>
+      </w:r>
     </w:p>
     <w:p>
       <w:pPr>
@@ -7059,15 +7252,8 @@
           <w:rFonts w:ascii="Times New Roman" w:eastAsia="Times New Roman" w:hAnsi="Times New Roman" w:cs="Times New Roman"/>
           <w:sz w:val="24"/>
         </w:rPr>
-        <w:t>7.2.</w:t>
-      </w:r>
-      <w:r>
-        <w:rPr>
-          <w:rFonts w:ascii="Times New Roman" w:eastAsia="Times New Roman" w:hAnsi="Times New Roman" w:cs="Times New Roman"/>
-          <w:sz w:val="24"/>
-        </w:rPr>
         <w:tab/>
-        <w:t xml:space="preserve">    The Parties shall not be liable to each other for any loss of profits or revenues</w:t>
+        <w:t xml:space="preserve">      damages arise in contract, or otherwise.</w:t>
       </w:r>
     </w:p>
     <w:p>
@@ -7082,20 +7268,6 @@
           <w:sz w:val="24"/>
         </w:rPr>
       </w:pPr>
-      <w:r>
-        <w:rPr>
-          <w:rFonts w:ascii="Times New Roman" w:eastAsia="Times New Roman" w:hAnsi="Times New Roman" w:cs="Times New Roman"/>
-          <w:sz w:val="24"/>
-        </w:rPr>
-        <w:t xml:space="preserve">          </w:t>
-      </w:r>
-      <w:r>
-        <w:rPr>
-          <w:rFonts w:ascii="Times New Roman" w:eastAsia="Times New Roman" w:hAnsi="Times New Roman" w:cs="Times New Roman"/>
-          <w:sz w:val="24"/>
-        </w:rPr>
-        <w:t xml:space="preserve">       business interruption losses, loss of contract or goodwill, or for indirect, </w:t>
-      </w:r>
     </w:p>
     <w:p>
       <w:pPr>
@@ -7109,13 +7281,31 @@
           <w:sz w:val="24"/>
         </w:rPr>
       </w:pPr>
-      <w:r>
-        <w:rPr>
-          <w:rFonts w:ascii="Times New Roman" w:eastAsia="Times New Roman" w:hAnsi="Times New Roman" w:cs="Times New Roman"/>
-          <w:sz w:val="24"/>
-        </w:rPr>
-        <w:t xml:space="preserve">                 consequential, incidental or special damages including, but not limited to,</w:t>
-      </w:r>
+    </w:p>
+    <w:p>
+      <w:pPr>
+        <w:spacing w:after="0" w:line="240" w:lineRule="auto"/>
+        <w:rPr>
+          <w:rFonts w:ascii="Times New Roman" w:eastAsia="Times New Roman" w:hAnsi="Times New Roman" w:cs="Times New Roman"/>
+          <w:sz w:val="24"/>
+        </w:rPr>
+      </w:pPr>
+      <w:r>
+        <w:rPr>
+          <w:rFonts w:ascii="Times New Roman" w:eastAsia="Times New Roman" w:hAnsi="Times New Roman" w:cs="Times New Roman"/>
+          <w:sz w:val="24"/>
+        </w:rPr>
+        <w:t xml:space="preserve"> </w:t>
+      </w:r>
+    </w:p>
+    <w:p>
+      <w:pPr>
+        <w:spacing w:after="0" w:line="240" w:lineRule="auto"/>
+        <w:rPr>
+          <w:rFonts w:ascii="Times New Roman" w:eastAsia="Times New Roman" w:hAnsi="Times New Roman" w:cs="Times New Roman"/>
+          <w:sz w:val="24"/>
+        </w:rPr>
+      </w:pPr>
     </w:p>
     <w:p>
       <w:pPr>
@@ -7129,124 +7319,42 @@
           <w:sz w:val="24"/>
         </w:rPr>
       </w:pPr>
-      <w:r>
-        <w:rPr>
-          <w:rFonts w:ascii="Times New Roman" w:eastAsia="Times New Roman" w:hAnsi="Times New Roman" w:cs="Times New Roman"/>
-          <w:sz w:val="24"/>
-        </w:rPr>
-        <w:t xml:space="preserve">                 punitive or exemplary damages, whether any of these liabilities, losses or </w:t>
-      </w:r>
-    </w:p>
-    <w:p>
-      <w:pPr>
-        <w:tabs>
-          <w:tab w:val="left" w:pos="820"/>
-        </w:tabs>
+    </w:p>
+    <w:p>
+      <w:pPr>
         <w:spacing w:after="0" w:line="240" w:lineRule="auto"/>
-        <w:ind w:left="100" w:right="122"/>
-        <w:rPr>
-          <w:rFonts w:ascii="Times New Roman" w:eastAsia="Times New Roman" w:hAnsi="Times New Roman" w:cs="Times New Roman"/>
-          <w:sz w:val="24"/>
-        </w:rPr>
-      </w:pPr>
-      <w:r>
-        <w:rPr>
-          <w:rFonts w:ascii="Times New Roman" w:eastAsia="Times New Roman" w:hAnsi="Times New Roman" w:cs="Times New Roman"/>
-          <w:sz w:val="24"/>
-        </w:rPr>
-        <w:tab/>
-        <w:t xml:space="preserve">      damages arise in contract, or otherwise.</w:t>
-      </w:r>
-    </w:p>
-    <w:p>
-      <w:pPr>
-        <w:tabs>
-          <w:tab w:val="left" w:pos="820"/>
-        </w:tabs>
+        <w:rPr>
+          <w:rFonts w:ascii="Times New Roman" w:eastAsia="Times New Roman" w:hAnsi="Times New Roman" w:cs="Times New Roman"/>
+          <w:b/>
+          <w:sz w:val="24"/>
+        </w:rPr>
+      </w:pPr>
+      <w:r>
+        <w:rPr>
+          <w:rFonts w:ascii="Times New Roman" w:eastAsia="Times New Roman" w:hAnsi="Times New Roman" w:cs="Times New Roman"/>
+          <w:b/>
+          <w:sz w:val="24"/>
+        </w:rPr>
+        <w:t xml:space="preserve">8. </w:t>
+      </w:r>
+      <w:r>
+        <w:rPr>
+          <w:rFonts w:ascii="Times New Roman" w:eastAsia="Times New Roman" w:hAnsi="Times New Roman" w:cs="Times New Roman"/>
+          <w:b/>
+          <w:sz w:val="24"/>
+        </w:rPr>
+        <w:t xml:space="preserve"> Commercial Settlement:</w:t>
+      </w:r>
+    </w:p>
+    <w:p>
+      <w:pPr>
         <w:spacing w:after="0" w:line="240" w:lineRule="auto"/>
-        <w:ind w:left="100" w:right="122"/>
-        <w:rPr>
-          <w:rFonts w:ascii="Times New Roman" w:eastAsia="Times New Roman" w:hAnsi="Times New Roman" w:cs="Times New Roman"/>
-          <w:sz w:val="24"/>
-        </w:rPr>
-      </w:pPr>
-    </w:p>
-    <w:p>
-      <w:pPr>
-        <w:tabs>
-          <w:tab w:val="left" w:pos="820"/>
-        </w:tabs>
-        <w:spacing w:after="0" w:line="240" w:lineRule="auto"/>
-        <w:ind w:left="100" w:right="122"/>
-        <w:rPr>
-          <w:rFonts w:ascii="Times New Roman" w:eastAsia="Times New Roman" w:hAnsi="Times New Roman" w:cs="Times New Roman"/>
-          <w:sz w:val="24"/>
-        </w:rPr>
-      </w:pPr>
-    </w:p>
-    <w:p>
-      <w:pPr>
-        <w:spacing w:after="0" w:line="240" w:lineRule="auto"/>
-        <w:rPr>
-          <w:rFonts w:ascii="Times New Roman" w:eastAsia="Times New Roman" w:hAnsi="Times New Roman" w:cs="Times New Roman"/>
-          <w:sz w:val="24"/>
-        </w:rPr>
-      </w:pPr>
-      <w:r>
-        <w:rPr>
-          <w:rFonts w:ascii="Times New Roman" w:eastAsia="Times New Roman" w:hAnsi="Times New Roman" w:cs="Times New Roman"/>
-          <w:sz w:val="24"/>
-        </w:rPr>
-        <w:t xml:space="preserve"> </w:t>
-      </w:r>
-    </w:p>
-    <w:p>
-      <w:pPr>
-        <w:spacing w:after="0" w:line="240" w:lineRule="auto"/>
-        <w:rPr>
-          <w:rFonts w:ascii="Times New Roman" w:eastAsia="Times New Roman" w:hAnsi="Times New Roman" w:cs="Times New Roman"/>
-          <w:sz w:val="24"/>
-        </w:rPr>
-      </w:pPr>
-    </w:p>
-    <w:p>
-      <w:pPr>
-        <w:tabs>
-          <w:tab w:val="left" w:pos="820"/>
-        </w:tabs>
-        <w:spacing w:after="0" w:line="240" w:lineRule="auto"/>
-        <w:ind w:left="100" w:right="122"/>
-        <w:rPr>
-          <w:rFonts w:ascii="Times New Roman" w:eastAsia="Times New Roman" w:hAnsi="Times New Roman" w:cs="Times New Roman"/>
-          <w:sz w:val="24"/>
-        </w:rPr>
-      </w:pPr>
-    </w:p>
-    <w:p>
-      <w:pPr>
-        <w:spacing w:after="0" w:line="240" w:lineRule="auto"/>
-        <w:rPr>
-          <w:rFonts w:ascii="Times New Roman" w:eastAsia="Times New Roman" w:hAnsi="Times New Roman" w:cs="Times New Roman"/>
-          <w:b/>
-          <w:sz w:val="24"/>
-        </w:rPr>
-      </w:pPr>
-      <w:r>
-        <w:rPr>
-          <w:rFonts w:ascii="Times New Roman" w:eastAsia="Times New Roman" w:hAnsi="Times New Roman" w:cs="Times New Roman"/>
-          <w:b/>
-          <w:sz w:val="24"/>
-        </w:rPr>
-        <w:t xml:space="preserve">8. </w:t>
-      </w:r>
-      <w:r>
-        <w:rPr>
-          <w:rFonts w:ascii="Times New Roman" w:eastAsia="Times New Roman" w:hAnsi="Times New Roman" w:cs="Times New Roman"/>
-          <w:b/>
-          <w:sz w:val="24"/>
-        </w:rPr>
-        <w:t xml:space="preserve"> Commercial Settlement:</w:t>
-      </w:r>
+        <w:rPr>
+          <w:rFonts w:ascii="Times New Roman" w:eastAsia="Times New Roman" w:hAnsi="Times New Roman" w:cs="Times New Roman"/>
+          <w:b/>
+          <w:sz w:val="24"/>
+        </w:rPr>
+      </w:pPr>
     </w:p>
     <w:p>
       <w:pPr>
@@ -7434,7 +7542,23 @@
           <w:sz w:val="24"/>
         </w:rPr>
         <w:tab/>
-        <w:t xml:space="preserve">        Operated) or a pair of meter (as per the definition of ‘Net Meter’ in the </w:t>
+        <w:t xml:space="preserve">        Operated) or a pair of </w:t>
+      </w:r>
+      <w:proofErr w:type="gramStart"/>
+      <w:r>
+        <w:rPr>
+          <w:rFonts w:ascii="Times New Roman" w:eastAsia="Times New Roman" w:hAnsi="Times New Roman" w:cs="Times New Roman"/>
+          <w:sz w:val="24"/>
+        </w:rPr>
+        <w:t>meter</w:t>
+      </w:r>
+      <w:proofErr w:type="gramEnd"/>
+      <w:r>
+        <w:rPr>
+          <w:rFonts w:ascii="Times New Roman" w:eastAsia="Times New Roman" w:hAnsi="Times New Roman" w:cs="Times New Roman"/>
+          <w:sz w:val="24"/>
+        </w:rPr>
+        <w:t xml:space="preserve"> (as per the definition of ‘Net Meter’ in the </w:t>
       </w:r>
     </w:p>
     <w:p>
@@ -7547,7 +7671,23 @@
           <w:rFonts w:ascii="Times New Roman" w:eastAsia="Times New Roman" w:hAnsi="Times New Roman" w:cs="Times New Roman"/>
           <w:sz w:val="24"/>
         </w:rPr>
-        <w:t>8.4.              The uni-directional and bio-directional or pair of meters shall be fixed in separate</w:t>
+        <w:t xml:space="preserve">8.4.              The </w:t>
+      </w:r>
+      <w:proofErr w:type="spellStart"/>
+      <w:r>
+        <w:rPr>
+          <w:rFonts w:ascii="Times New Roman" w:eastAsia="Times New Roman" w:hAnsi="Times New Roman" w:cs="Times New Roman"/>
+          <w:sz w:val="24"/>
+        </w:rPr>
+        <w:t>uni</w:t>
+      </w:r>
+      <w:proofErr w:type="spellEnd"/>
+      <w:r>
+        <w:rPr>
+          <w:rFonts w:ascii="Times New Roman" w:eastAsia="Times New Roman" w:hAnsi="Times New Roman" w:cs="Times New Roman"/>
+          <w:sz w:val="24"/>
+        </w:rPr>
+        <w:t>-directional and bio-directional or pair of meters shall be fixed in separate</w:t>
       </w:r>
     </w:p>
     <w:p>
@@ -7640,7 +7780,23 @@
           <w:sz w:val="24"/>
         </w:rPr>
         <w:tab/>
-        <w:t xml:space="preserve">        Energy is less then the imported energy, the Eligible Consumer shall pay the</w:t>
+        <w:t xml:space="preserve">        Energy is less </w:t>
+      </w:r>
+      <w:proofErr w:type="spellStart"/>
+      <w:r>
+        <w:rPr>
+          <w:rFonts w:ascii="Times New Roman" w:eastAsia="Times New Roman" w:hAnsi="Times New Roman" w:cs="Times New Roman"/>
+          <w:sz w:val="24"/>
+        </w:rPr>
+        <w:t>then</w:t>
+      </w:r>
+      <w:proofErr w:type="spellEnd"/>
+      <w:r>
+        <w:rPr>
+          <w:rFonts w:ascii="Times New Roman" w:eastAsia="Times New Roman" w:hAnsi="Times New Roman" w:cs="Times New Roman"/>
+          <w:sz w:val="24"/>
+        </w:rPr>
+        <w:t xml:space="preserve"> the imported energy, the Eligible Consumer shall pay the</w:t>
       </w:r>
     </w:p>
     <w:p>
@@ -8258,14 +8414,102 @@
           <w:tab w:val="left" w:pos="820"/>
         </w:tabs>
         <w:spacing w:after="0" w:line="240" w:lineRule="auto"/>
-        <w:ind w:left="820" w:hanging="720"/>
-        <w:rPr>
-          <w:rFonts w:ascii="Times New Roman" w:eastAsia="Times New Roman" w:hAnsi="Times New Roman" w:cs="Times New Roman"/>
-          <w:b/>
-          <w:color w:val="2F2F2F"/>
-          <w:sz w:val="24"/>
-        </w:rPr>
-      </w:pPr>
+        <w:rPr>
+          <w:rFonts w:ascii="Times New Roman" w:eastAsia="Times New Roman" w:hAnsi="Times New Roman" w:cs="Times New Roman"/>
+          <w:b/>
+          <w:color w:val="2F2F2F"/>
+          <w:sz w:val="24"/>
+        </w:rPr>
+      </w:pPr>
+    </w:p>
+    <w:p>
+      <w:pPr>
+        <w:tabs>
+          <w:tab w:val="left" w:pos="887"/>
+          <w:tab w:val="left" w:pos="888"/>
+        </w:tabs>
+        <w:spacing w:before="1" w:after="0" w:line="240" w:lineRule="auto"/>
+        <w:rPr>
+          <w:rFonts w:ascii="Times New Roman" w:eastAsia="Times New Roman" w:hAnsi="Times New Roman" w:cs="Times New Roman"/>
+          <w:b/>
+          <w:sz w:val="24"/>
+        </w:rPr>
+      </w:pPr>
+      <w:r>
+        <w:rPr>
+          <w:rFonts w:ascii="Times New Roman" w:eastAsia="Times New Roman" w:hAnsi="Times New Roman" w:cs="Times New Roman"/>
+          <w:b/>
+          <w:color w:val="2F2F2F"/>
+          <w:sz w:val="24"/>
+        </w:rPr>
+        <w:t>9</w:t>
+      </w:r>
+      <w:r>
+        <w:rPr>
+          <w:rFonts w:ascii="Times New Roman" w:eastAsia="Times New Roman" w:hAnsi="Times New Roman" w:cs="Times New Roman"/>
+          <w:b/>
+          <w:color w:val="2F2F2F"/>
+          <w:sz w:val="24"/>
+        </w:rPr>
+        <w:t>. Connection</w:t>
+      </w:r>
+      <w:r>
+        <w:rPr>
+          <w:rFonts w:ascii="Times New Roman" w:eastAsia="Times New Roman" w:hAnsi="Times New Roman" w:cs="Times New Roman"/>
+          <w:b/>
+          <w:color w:val="2F2F2F"/>
+          <w:spacing w:val="-6"/>
+          <w:sz w:val="24"/>
+        </w:rPr>
+        <w:t xml:space="preserve"> </w:t>
+      </w:r>
+      <w:r>
+        <w:rPr>
+          <w:rFonts w:ascii="Times New Roman" w:eastAsia="Times New Roman" w:hAnsi="Times New Roman" w:cs="Times New Roman"/>
+          <w:b/>
+          <w:color w:val="2F2F2F"/>
+          <w:sz w:val="24"/>
+        </w:rPr>
+        <w:t>Costs:</w:t>
+      </w:r>
+    </w:p>
+    <w:p>
+      <w:pPr>
+        <w:spacing w:before="3" w:after="0" w:line="240" w:lineRule="auto"/>
+        <w:rPr>
+          <w:rFonts w:ascii="Times New Roman" w:eastAsia="Times New Roman" w:hAnsi="Times New Roman" w:cs="Times New Roman"/>
+          <w:b/>
+          <w:sz w:val="24"/>
+        </w:rPr>
+      </w:pPr>
+    </w:p>
+    <w:p>
+      <w:pPr>
+        <w:pStyle w:val="ListParagraph"/>
+        <w:numPr>
+          <w:ilvl w:val="0"/>
+          <w:numId w:val="26"/>
+        </w:numPr>
+        <w:tabs>
+          <w:tab w:val="left" w:pos="851"/>
+        </w:tabs>
+        <w:spacing w:after="0" w:line="240" w:lineRule="auto"/>
+        <w:ind w:left="851" w:hanging="709"/>
+        <w:rPr>
+          <w:rFonts w:ascii="Times New Roman" w:eastAsia="Times New Roman" w:hAnsi="Times New Roman" w:cs="Times New Roman"/>
+          <w:b/>
+          <w:color w:val="2F2F2F"/>
+          <w:sz w:val="24"/>
+        </w:rPr>
+      </w:pPr>
+      <w:r>
+        <w:rPr>
+          <w:rFonts w:ascii="Times New Roman" w:eastAsia="Times New Roman" w:hAnsi="Times New Roman" w:cs="Times New Roman"/>
+          <w:color w:val="2F2F2F"/>
+          <w:sz w:val="24"/>
+        </w:rPr>
+        <w:t>The Eligible Consumer shall bear all costs related to the setting up of the Roof-top Renewable Energy Generating System, excluding the Net Metering Arrangement costs</w:t>
+      </w:r>
     </w:p>
     <w:p>
       <w:pPr>
@@ -8285,289 +8529,10 @@
     <w:p>
       <w:pPr>
         <w:tabs>
-          <w:tab w:val="left" w:pos="819"/>
-          <w:tab w:val="left" w:pos="820"/>
+          <w:tab w:val="left" w:pos="887"/>
+          <w:tab w:val="left" w:pos="888"/>
         </w:tabs>
-        <w:spacing w:after="0" w:line="240" w:lineRule="auto"/>
-        <w:ind w:left="820" w:hanging="720"/>
-        <w:rPr>
-          <w:rFonts w:ascii="Times New Roman" w:eastAsia="Times New Roman" w:hAnsi="Times New Roman" w:cs="Times New Roman"/>
-          <w:b/>
-          <w:color w:val="2F2F2F"/>
-          <w:sz w:val="24"/>
-        </w:rPr>
-      </w:pPr>
-    </w:p>
-    <w:p>
-      <w:pPr>
-        <w:tabs>
-          <w:tab w:val="left" w:pos="819"/>
-          <w:tab w:val="left" w:pos="820"/>
-        </w:tabs>
-        <w:spacing w:after="0" w:line="240" w:lineRule="auto"/>
-        <w:ind w:left="820" w:hanging="720"/>
-        <w:rPr>
-          <w:rFonts w:ascii="Times New Roman" w:eastAsia="Times New Roman" w:hAnsi="Times New Roman" w:cs="Times New Roman"/>
-          <w:b/>
-          <w:color w:val="2F2F2F"/>
-          <w:sz w:val="24"/>
-        </w:rPr>
-      </w:pPr>
-    </w:p>
-    <w:p>
-      <w:pPr>
-        <w:tabs>
-          <w:tab w:val="left" w:pos="819"/>
-          <w:tab w:val="left" w:pos="820"/>
-        </w:tabs>
-        <w:spacing w:after="0" w:line="240" w:lineRule="auto"/>
-        <w:ind w:left="820" w:hanging="720"/>
-        <w:rPr>
-          <w:rFonts w:ascii="Times New Roman" w:eastAsia="Times New Roman" w:hAnsi="Times New Roman" w:cs="Times New Roman"/>
-          <w:b/>
-          <w:color w:val="2F2F2F"/>
-          <w:sz w:val="24"/>
-        </w:rPr>
-      </w:pPr>
-    </w:p>
-    <w:p>
-      <w:pPr>
-        <w:tabs>
-          <w:tab w:val="left" w:pos="819"/>
-          <w:tab w:val="left" w:pos="820"/>
-        </w:tabs>
-        <w:spacing w:after="0" w:line="240" w:lineRule="auto"/>
-        <w:ind w:left="820" w:hanging="720"/>
-        <w:rPr>
-          <w:rFonts w:ascii="Times New Roman" w:eastAsia="Times New Roman" w:hAnsi="Times New Roman" w:cs="Times New Roman"/>
-          <w:b/>
-          <w:color w:val="2F2F2F"/>
-          <w:sz w:val="24"/>
-        </w:rPr>
-      </w:pPr>
-    </w:p>
-    <w:p>
-      <w:pPr>
-        <w:tabs>
-          <w:tab w:val="left" w:pos="819"/>
-          <w:tab w:val="left" w:pos="820"/>
-        </w:tabs>
-        <w:spacing w:after="0" w:line="240" w:lineRule="auto"/>
-        <w:ind w:left="820" w:hanging="720"/>
-        <w:rPr>
-          <w:rFonts w:ascii="Times New Roman" w:eastAsia="Times New Roman" w:hAnsi="Times New Roman" w:cs="Times New Roman"/>
-          <w:b/>
-          <w:color w:val="2F2F2F"/>
-          <w:sz w:val="24"/>
-        </w:rPr>
-      </w:pPr>
-    </w:p>
-    <w:p>
-      <w:pPr>
-        <w:tabs>
-          <w:tab w:val="left" w:pos="819"/>
-          <w:tab w:val="left" w:pos="820"/>
-        </w:tabs>
-        <w:spacing w:after="0" w:line="240" w:lineRule="auto"/>
-        <w:ind w:left="820" w:hanging="720"/>
-        <w:rPr>
-          <w:rFonts w:ascii="Times New Roman" w:eastAsia="Times New Roman" w:hAnsi="Times New Roman" w:cs="Times New Roman"/>
-          <w:b/>
-          <w:color w:val="2F2F2F"/>
-          <w:sz w:val="24"/>
-        </w:rPr>
-      </w:pPr>
-    </w:p>
-    <w:p>
-      <w:pPr>
-        <w:tabs>
-          <w:tab w:val="left" w:pos="819"/>
-          <w:tab w:val="left" w:pos="820"/>
-        </w:tabs>
-        <w:spacing w:after="0" w:line="240" w:lineRule="auto"/>
-        <w:ind w:left="820" w:hanging="720"/>
-        <w:rPr>
-          <w:rFonts w:ascii="Times New Roman" w:eastAsia="Times New Roman" w:hAnsi="Times New Roman" w:cs="Times New Roman"/>
-          <w:b/>
-          <w:color w:val="2F2F2F"/>
-          <w:sz w:val="24"/>
-        </w:rPr>
-      </w:pPr>
-    </w:p>
-    <w:p>
-      <w:pPr>
-        <w:tabs>
-          <w:tab w:val="left" w:pos="819"/>
-          <w:tab w:val="left" w:pos="820"/>
-        </w:tabs>
-        <w:spacing w:after="0" w:line="240" w:lineRule="auto"/>
-        <w:ind w:left="820" w:hanging="720"/>
-        <w:rPr>
-          <w:rFonts w:ascii="Times New Roman" w:eastAsia="Times New Roman" w:hAnsi="Times New Roman" w:cs="Times New Roman"/>
-          <w:b/>
-          <w:color w:val="2F2F2F"/>
-          <w:sz w:val="24"/>
-        </w:rPr>
-      </w:pPr>
-    </w:p>
-    <w:p>
-      <w:pPr>
-        <w:tabs>
-          <w:tab w:val="left" w:pos="819"/>
-          <w:tab w:val="left" w:pos="820"/>
-        </w:tabs>
-        <w:spacing w:after="0" w:line="240" w:lineRule="auto"/>
-        <w:ind w:left="820" w:hanging="720"/>
-        <w:rPr>
-          <w:rFonts w:ascii="Times New Roman" w:eastAsia="Times New Roman" w:hAnsi="Times New Roman" w:cs="Times New Roman"/>
-          <w:b/>
-          <w:color w:val="2F2F2F"/>
-          <w:sz w:val="24"/>
-        </w:rPr>
-      </w:pPr>
-    </w:p>
-    <w:p>
-      <w:pPr>
-        <w:tabs>
-          <w:tab w:val="left" w:pos="819"/>
-          <w:tab w:val="left" w:pos="820"/>
-        </w:tabs>
-        <w:spacing w:after="0" w:line="240" w:lineRule="auto"/>
-        <w:ind w:left="820" w:hanging="720"/>
-        <w:rPr>
-          <w:rFonts w:ascii="Times New Roman" w:eastAsia="Times New Roman" w:hAnsi="Times New Roman" w:cs="Times New Roman"/>
-          <w:b/>
-          <w:color w:val="2F2F2F"/>
-          <w:sz w:val="24"/>
-        </w:rPr>
-      </w:pPr>
-    </w:p>
-    <w:p>
-      <w:pPr>
-        <w:tabs>
-          <w:tab w:val="left" w:pos="819"/>
-          <w:tab w:val="left" w:pos="820"/>
-        </w:tabs>
-        <w:spacing w:after="0" w:line="240" w:lineRule="auto"/>
-        <w:ind w:left="820" w:hanging="720"/>
-        <w:rPr>
-          <w:rFonts w:ascii="Times New Roman" w:eastAsia="Times New Roman" w:hAnsi="Times New Roman" w:cs="Times New Roman"/>
-          <w:b/>
-          <w:sz w:val="24"/>
-        </w:rPr>
-      </w:pPr>
-      <w:r>
-        <w:rPr>
-          <w:rFonts w:ascii="Times New Roman" w:eastAsia="Times New Roman" w:hAnsi="Times New Roman" w:cs="Times New Roman"/>
-          <w:b/>
-          <w:color w:val="2F2F2F"/>
-          <w:sz w:val="24"/>
-        </w:rPr>
-        <w:t xml:space="preserve">9. </w:t>
-      </w:r>
-      <w:r>
-        <w:rPr>
-          <w:rFonts w:ascii="Times New Roman" w:eastAsia="Times New Roman" w:hAnsi="Times New Roman" w:cs="Times New Roman"/>
-          <w:b/>
-          <w:color w:val="2F2F2F"/>
-          <w:sz w:val="24"/>
-        </w:rPr>
-        <w:t xml:space="preserve"> Connection</w:t>
-      </w:r>
-      <w:r>
-        <w:rPr>
-          <w:rFonts w:ascii="Times New Roman" w:eastAsia="Times New Roman" w:hAnsi="Times New Roman" w:cs="Times New Roman"/>
-          <w:b/>
-          <w:color w:val="2F2F2F"/>
-          <w:spacing w:val="-6"/>
-          <w:sz w:val="24"/>
-        </w:rPr>
-        <w:t xml:space="preserve"> </w:t>
-      </w:r>
-      <w:r>
-        <w:rPr>
-          <w:rFonts w:ascii="Times New Roman" w:eastAsia="Times New Roman" w:hAnsi="Times New Roman" w:cs="Times New Roman"/>
-          <w:b/>
-          <w:color w:val="2F2F2F"/>
-          <w:sz w:val="24"/>
-        </w:rPr>
-        <w:t>Costs:</w:t>
-      </w:r>
-    </w:p>
-    <w:p>
-      <w:pPr>
-        <w:spacing w:after="0" w:line="240" w:lineRule="auto"/>
-        <w:ind w:left="820" w:right="123"/>
-        <w:jc w:val="both"/>
-        <w:rPr>
-          <w:rFonts w:ascii="Times New Roman" w:eastAsia="Times New Roman" w:hAnsi="Times New Roman" w:cs="Times New Roman"/>
-          <w:sz w:val="24"/>
-        </w:rPr>
-      </w:pPr>
-      <w:r>
-        <w:rPr>
-          <w:rFonts w:ascii="Times New Roman" w:eastAsia="Times New Roman" w:hAnsi="Times New Roman" w:cs="Times New Roman"/>
-          <w:color w:val="2F2F2F"/>
-          <w:sz w:val="24"/>
-        </w:rPr>
-        <w:t xml:space="preserve">The Eligible Consumer shall bear all costs related to the setting up of the </w:t>
-      </w:r>
-      <w:r>
-        <w:rPr>
-          <w:rFonts w:ascii="Times New Roman" w:eastAsia="Times New Roman" w:hAnsi="Times New Roman" w:cs="Times New Roman"/>
-          <w:sz w:val="24"/>
-        </w:rPr>
-        <w:t>Roof-top</w:t>
-      </w:r>
-      <w:r>
-        <w:rPr>
-          <w:rFonts w:ascii="Times New Roman" w:eastAsia="Times New Roman" w:hAnsi="Times New Roman" w:cs="Times New Roman"/>
-          <w:spacing w:val="1"/>
-          <w:sz w:val="24"/>
-        </w:rPr>
-        <w:t xml:space="preserve"> </w:t>
-      </w:r>
-      <w:r>
-        <w:rPr>
-          <w:rFonts w:ascii="Times New Roman" w:eastAsia="Times New Roman" w:hAnsi="Times New Roman" w:cs="Times New Roman"/>
-          <w:sz w:val="24"/>
-        </w:rPr>
-        <w:t>Renewable Energy Generating System</w:t>
-      </w:r>
-      <w:r>
-        <w:rPr>
-          <w:rFonts w:ascii="Times New Roman" w:eastAsia="Times New Roman" w:hAnsi="Times New Roman" w:cs="Times New Roman"/>
-          <w:color w:val="2F2F2F"/>
-          <w:sz w:val="24"/>
-        </w:rPr>
-        <w:t>, excluding the Net Metering Arrangement</w:t>
-      </w:r>
-      <w:r>
-        <w:rPr>
-          <w:rFonts w:ascii="Times New Roman" w:eastAsia="Times New Roman" w:hAnsi="Times New Roman" w:cs="Times New Roman"/>
-          <w:color w:val="2F2F2F"/>
-          <w:spacing w:val="1"/>
-          <w:sz w:val="24"/>
-        </w:rPr>
-        <w:t xml:space="preserve"> </w:t>
-      </w:r>
-      <w:r>
-        <w:rPr>
-          <w:rFonts w:ascii="Times New Roman" w:eastAsia="Times New Roman" w:hAnsi="Times New Roman" w:cs="Times New Roman"/>
-          <w:color w:val="2F2F2F"/>
-          <w:sz w:val="24"/>
-        </w:rPr>
-        <w:t>costs</w:t>
-      </w:r>
-    </w:p>
-    <w:p>
-      <w:pPr>
-        <w:tabs>
-          <w:tab w:val="left" w:pos="819"/>
-          <w:tab w:val="left" w:pos="820"/>
-        </w:tabs>
-        <w:spacing w:after="0" w:line="240" w:lineRule="auto"/>
-        <w:ind w:left="820" w:hanging="720"/>
+        <w:spacing w:before="1" w:after="0" w:line="240" w:lineRule="auto"/>
         <w:rPr>
           <w:rFonts w:ascii="Times New Roman" w:eastAsia="Times New Roman" w:hAnsi="Times New Roman" w:cs="Times New Roman"/>
           <w:b/>
@@ -8583,7 +8548,21 @@
           <w:tab w:val="left" w:pos="888"/>
         </w:tabs>
         <w:spacing w:before="1" w:after="0" w:line="240" w:lineRule="auto"/>
-        <w:ind w:left="820" w:hanging="720"/>
+        <w:rPr>
+          <w:rFonts w:ascii="Times New Roman" w:eastAsia="Times New Roman" w:hAnsi="Times New Roman" w:cs="Times New Roman"/>
+          <w:b/>
+          <w:color w:val="2F2F2F"/>
+          <w:sz w:val="24"/>
+        </w:rPr>
+      </w:pPr>
+    </w:p>
+    <w:p>
+      <w:pPr>
+        <w:tabs>
+          <w:tab w:val="left" w:pos="887"/>
+          <w:tab w:val="left" w:pos="888"/>
+        </w:tabs>
+        <w:spacing w:before="1" w:after="0" w:line="240" w:lineRule="auto"/>
         <w:rPr>
           <w:rFonts w:ascii="Times New Roman" w:eastAsia="Times New Roman" w:hAnsi="Times New Roman" w:cs="Times New Roman"/>
           <w:b/>
@@ -9033,6 +9012,20 @@
     </w:p>
     <w:p>
       <w:pPr>
+        <w:tabs>
+          <w:tab w:val="left" w:pos="820"/>
+        </w:tabs>
+        <w:spacing w:after="0" w:line="240" w:lineRule="auto"/>
+        <w:ind w:left="820" w:right="134"/>
+        <w:jc w:val="both"/>
+        <w:rPr>
+          <w:rFonts w:ascii="Times New Roman" w:eastAsia="Times New Roman" w:hAnsi="Times New Roman" w:cs="Times New Roman"/>
+          <w:sz w:val="24"/>
+        </w:rPr>
+      </w:pPr>
+    </w:p>
+    <w:p>
+      <w:pPr>
         <w:spacing w:before="10" w:after="0" w:line="240" w:lineRule="auto"/>
         <w:rPr>
           <w:rFonts w:ascii="Times New Roman" w:eastAsia="Times New Roman" w:hAnsi="Times New Roman" w:cs="Times New Roman"/>
@@ -9070,8 +9063,18 @@
           <w:color w:val="2F2F2F"/>
           <w:sz w:val="24"/>
         </w:rPr>
-        <w:t>${CUSTOMER_SIGN}$</w:t>
-      </w:r>
+        <w:t>${CUSTOMER_</w:t>
+      </w:r>
+      <w:proofErr w:type="gramStart"/>
+      <w:r>
+        <w:rPr>
+          <w:rFonts w:ascii="Times New Roman" w:eastAsia="Times New Roman" w:hAnsi="Times New Roman" w:cs="Times New Roman"/>
+          <w:color w:val="2F2F2F"/>
+          <w:sz w:val="24"/>
+        </w:rPr>
+        <w:t>SIGN}$</w:t>
+      </w:r>
+      <w:proofErr w:type="gramEnd"/>
       <w:r>
         <w:rPr>
           <w:rFonts w:ascii="Times New Roman" w:eastAsia="Times New Roman" w:hAnsi="Times New Roman" w:cs="Times New Roman"/>
@@ -9583,6 +9586,181 @@
     </w:lvl>
   </w:abstractNum>
   <w:abstractNum w:abstractNumId="1" w15:restartNumberingAfterBreak="0">
+    <w:nsid w:val="07EB7702"/>
+    <w:multiLevelType w:val="hybridMultilevel"/>
+    <w:tmpl w:val="8F2CF5D2"/>
+    <w:lvl w:ilvl="0" w:tplc="0409000F">
+      <w:start w:val="1"/>
+      <w:numFmt w:val="decimal"/>
+      <w:lvlText w:val="%1."/>
+      <w:lvlJc w:val="left"/>
+      <w:pPr>
+        <w:ind w:left="720" w:hanging="360"/>
+      </w:pPr>
+    </w:lvl>
+    <w:lvl w:ilvl="1" w:tplc="04090019" w:tentative="1">
+      <w:start w:val="1"/>
+      <w:numFmt w:val="lowerLetter"/>
+      <w:lvlText w:val="%2."/>
+      <w:lvlJc w:val="left"/>
+      <w:pPr>
+        <w:ind w:left="1440" w:hanging="360"/>
+      </w:pPr>
+    </w:lvl>
+    <w:lvl w:ilvl="2" w:tplc="0409001B" w:tentative="1">
+      <w:start w:val="1"/>
+      <w:numFmt w:val="lowerRoman"/>
+      <w:lvlText w:val="%3."/>
+      <w:lvlJc w:val="right"/>
+      <w:pPr>
+        <w:ind w:left="2160" w:hanging="180"/>
+      </w:pPr>
+    </w:lvl>
+    <w:lvl w:ilvl="3" w:tplc="0409000F" w:tentative="1">
+      <w:start w:val="1"/>
+      <w:numFmt w:val="decimal"/>
+      <w:lvlText w:val="%4."/>
+      <w:lvlJc w:val="left"/>
+      <w:pPr>
+        <w:ind w:left="2880" w:hanging="360"/>
+      </w:pPr>
+    </w:lvl>
+    <w:lvl w:ilvl="4" w:tplc="04090019" w:tentative="1">
+      <w:start w:val="1"/>
+      <w:numFmt w:val="lowerLetter"/>
+      <w:lvlText w:val="%5."/>
+      <w:lvlJc w:val="left"/>
+      <w:pPr>
+        <w:ind w:left="3600" w:hanging="360"/>
+      </w:pPr>
+    </w:lvl>
+    <w:lvl w:ilvl="5" w:tplc="0409001B" w:tentative="1">
+      <w:start w:val="1"/>
+      <w:numFmt w:val="lowerRoman"/>
+      <w:lvlText w:val="%6."/>
+      <w:lvlJc w:val="right"/>
+      <w:pPr>
+        <w:ind w:left="4320" w:hanging="180"/>
+      </w:pPr>
+    </w:lvl>
+    <w:lvl w:ilvl="6" w:tplc="0409000F" w:tentative="1">
+      <w:start w:val="1"/>
+      <w:numFmt w:val="decimal"/>
+      <w:lvlText w:val="%7."/>
+      <w:lvlJc w:val="left"/>
+      <w:pPr>
+        <w:ind w:left="5040" w:hanging="360"/>
+      </w:pPr>
+    </w:lvl>
+    <w:lvl w:ilvl="7" w:tplc="04090019" w:tentative="1">
+      <w:start w:val="1"/>
+      <w:numFmt w:val="lowerLetter"/>
+      <w:lvlText w:val="%8."/>
+      <w:lvlJc w:val="left"/>
+      <w:pPr>
+        <w:ind w:left="5760" w:hanging="360"/>
+      </w:pPr>
+    </w:lvl>
+    <w:lvl w:ilvl="8" w:tplc="0409001B" w:tentative="1">
+      <w:start w:val="1"/>
+      <w:numFmt w:val="lowerRoman"/>
+      <w:lvlText w:val="%9."/>
+      <w:lvlJc w:val="right"/>
+      <w:pPr>
+        <w:ind w:left="6480" w:hanging="180"/>
+      </w:pPr>
+    </w:lvl>
+  </w:abstractNum>
+  <w:abstractNum w:abstractNumId="2" w15:restartNumberingAfterBreak="0">
+    <w:nsid w:val="0AAF15B5"/>
+    <w:multiLevelType w:val="hybridMultilevel"/>
+    <w:tmpl w:val="AD18E796"/>
+    <w:lvl w:ilvl="0" w:tplc="0409000F">
+      <w:start w:val="8"/>
+      <w:numFmt w:val="decimal"/>
+      <w:lvlText w:val="%1."/>
+      <w:lvlJc w:val="left"/>
+      <w:pPr>
+        <w:ind w:left="720" w:hanging="360"/>
+      </w:pPr>
+      <w:rPr>
+        <w:rFonts w:hint="default"/>
+      </w:rPr>
+    </w:lvl>
+    <w:lvl w:ilvl="1" w:tplc="04090019" w:tentative="1">
+      <w:start w:val="1"/>
+      <w:numFmt w:val="lowerLetter"/>
+      <w:lvlText w:val="%2."/>
+      <w:lvlJc w:val="left"/>
+      <w:pPr>
+        <w:ind w:left="1440" w:hanging="360"/>
+      </w:pPr>
+    </w:lvl>
+    <w:lvl w:ilvl="2" w:tplc="0409001B" w:tentative="1">
+      <w:start w:val="1"/>
+      <w:numFmt w:val="lowerRoman"/>
+      <w:lvlText w:val="%3."/>
+      <w:lvlJc w:val="right"/>
+      <w:pPr>
+        <w:ind w:left="2160" w:hanging="180"/>
+      </w:pPr>
+    </w:lvl>
+    <w:lvl w:ilvl="3" w:tplc="0409000F" w:tentative="1">
+      <w:start w:val="1"/>
+      <w:numFmt w:val="decimal"/>
+      <w:lvlText w:val="%4."/>
+      <w:lvlJc w:val="left"/>
+      <w:pPr>
+        <w:ind w:left="2880" w:hanging="360"/>
+      </w:pPr>
+    </w:lvl>
+    <w:lvl w:ilvl="4" w:tplc="04090019" w:tentative="1">
+      <w:start w:val="1"/>
+      <w:numFmt w:val="lowerLetter"/>
+      <w:lvlText w:val="%5."/>
+      <w:lvlJc w:val="left"/>
+      <w:pPr>
+        <w:ind w:left="3600" w:hanging="360"/>
+      </w:pPr>
+    </w:lvl>
+    <w:lvl w:ilvl="5" w:tplc="0409001B" w:tentative="1">
+      <w:start w:val="1"/>
+      <w:numFmt w:val="lowerRoman"/>
+      <w:lvlText w:val="%6."/>
+      <w:lvlJc w:val="right"/>
+      <w:pPr>
+        <w:ind w:left="4320" w:hanging="180"/>
+      </w:pPr>
+    </w:lvl>
+    <w:lvl w:ilvl="6" w:tplc="0409000F" w:tentative="1">
+      <w:start w:val="1"/>
+      <w:numFmt w:val="decimal"/>
+      <w:lvlText w:val="%7."/>
+      <w:lvlJc w:val="left"/>
+      <w:pPr>
+        <w:ind w:left="5040" w:hanging="360"/>
+      </w:pPr>
+    </w:lvl>
+    <w:lvl w:ilvl="7" w:tplc="04090019" w:tentative="1">
+      <w:start w:val="1"/>
+      <w:numFmt w:val="lowerLetter"/>
+      <w:lvlText w:val="%8."/>
+      <w:lvlJc w:val="left"/>
+      <w:pPr>
+        <w:ind w:left="5760" w:hanging="360"/>
+      </w:pPr>
+    </w:lvl>
+    <w:lvl w:ilvl="8" w:tplc="0409001B" w:tentative="1">
+      <w:start w:val="1"/>
+      <w:numFmt w:val="lowerRoman"/>
+      <w:lvlText w:val="%9."/>
+      <w:lvlJc w:val="right"/>
+      <w:pPr>
+        <w:ind w:left="6480" w:hanging="180"/>
+      </w:pPr>
+    </w:lvl>
+  </w:abstractNum>
+  <w:abstractNum w:abstractNumId="3" w15:restartNumberingAfterBreak="0">
     <w:nsid w:val="0C4019C9"/>
     <w:multiLevelType w:val="multilevel"/>
     <w:tmpl w:val="CFCC6070"/>
@@ -9633,7 +9811,7 @@
       <w:lvlJc w:val="left"/>
     </w:lvl>
   </w:abstractNum>
-  <w:abstractNum w:abstractNumId="2" w15:restartNumberingAfterBreak="0">
+  <w:abstractNum w:abstractNumId="4" w15:restartNumberingAfterBreak="0">
     <w:nsid w:val="0D7C7DB8"/>
     <w:multiLevelType w:val="multilevel"/>
     <w:tmpl w:val="C4C43790"/>
@@ -9684,7 +9862,7 @@
       <w:lvlJc w:val="left"/>
     </w:lvl>
   </w:abstractNum>
-  <w:abstractNum w:abstractNumId="3" w15:restartNumberingAfterBreak="0">
+  <w:abstractNum w:abstractNumId="5" w15:restartNumberingAfterBreak="0">
     <w:nsid w:val="12091ABA"/>
     <w:multiLevelType w:val="multilevel"/>
     <w:tmpl w:val="0BF874F6"/>
@@ -9735,7 +9913,7 @@
       <w:lvlJc w:val="left"/>
     </w:lvl>
   </w:abstractNum>
-  <w:abstractNum w:abstractNumId="4" w15:restartNumberingAfterBreak="0">
+  <w:abstractNum w:abstractNumId="6" w15:restartNumberingAfterBreak="0">
     <w:nsid w:val="143E34C0"/>
     <w:multiLevelType w:val="multilevel"/>
     <w:tmpl w:val="E594E8F4"/>
@@ -9786,7 +9964,319 @@
       <w:lvlJc w:val="left"/>
     </w:lvl>
   </w:abstractNum>
-  <w:abstractNum w:abstractNumId="5" w15:restartNumberingAfterBreak="0">
+  <w:abstractNum w:abstractNumId="7" w15:restartNumberingAfterBreak="0">
+    <w:nsid w:val="1B926AFF"/>
+    <w:multiLevelType w:val="hybridMultilevel"/>
+    <w:tmpl w:val="283AB4F0"/>
+    <w:lvl w:ilvl="0" w:tplc="04090001">
+      <w:start w:val="1"/>
+      <w:numFmt w:val="bullet"/>
+      <w:lvlText w:val=""/>
+      <w:lvlJc w:val="left"/>
+      <w:pPr>
+        <w:ind w:left="820" w:hanging="360"/>
+      </w:pPr>
+      <w:rPr>
+        <w:rFonts w:ascii="Symbol" w:hAnsi="Symbol" w:hint="default"/>
+      </w:rPr>
+    </w:lvl>
+    <w:lvl w:ilvl="1" w:tplc="04090003" w:tentative="1">
+      <w:start w:val="1"/>
+      <w:numFmt w:val="bullet"/>
+      <w:lvlText w:val="o"/>
+      <w:lvlJc w:val="left"/>
+      <w:pPr>
+        <w:ind w:left="1540" w:hanging="360"/>
+      </w:pPr>
+      <w:rPr>
+        <w:rFonts w:ascii="Courier New" w:hAnsi="Courier New" w:cs="Courier New" w:hint="default"/>
+      </w:rPr>
+    </w:lvl>
+    <w:lvl w:ilvl="2" w:tplc="04090005" w:tentative="1">
+      <w:start w:val="1"/>
+      <w:numFmt w:val="bullet"/>
+      <w:lvlText w:val=""/>
+      <w:lvlJc w:val="left"/>
+      <w:pPr>
+        <w:ind w:left="2260" w:hanging="360"/>
+      </w:pPr>
+      <w:rPr>
+        <w:rFonts w:ascii="Wingdings" w:hAnsi="Wingdings" w:hint="default"/>
+      </w:rPr>
+    </w:lvl>
+    <w:lvl w:ilvl="3" w:tplc="04090001" w:tentative="1">
+      <w:start w:val="1"/>
+      <w:numFmt w:val="bullet"/>
+      <w:lvlText w:val=""/>
+      <w:lvlJc w:val="left"/>
+      <w:pPr>
+        <w:ind w:left="2980" w:hanging="360"/>
+      </w:pPr>
+      <w:rPr>
+        <w:rFonts w:ascii="Symbol" w:hAnsi="Symbol" w:hint="default"/>
+      </w:rPr>
+    </w:lvl>
+    <w:lvl w:ilvl="4" w:tplc="04090003" w:tentative="1">
+      <w:start w:val="1"/>
+      <w:numFmt w:val="bullet"/>
+      <w:lvlText w:val="o"/>
+      <w:lvlJc w:val="left"/>
+      <w:pPr>
+        <w:ind w:left="3700" w:hanging="360"/>
+      </w:pPr>
+      <w:rPr>
+        <w:rFonts w:ascii="Courier New" w:hAnsi="Courier New" w:cs="Courier New" w:hint="default"/>
+      </w:rPr>
+    </w:lvl>
+    <w:lvl w:ilvl="5" w:tplc="04090005" w:tentative="1">
+      <w:start w:val="1"/>
+      <w:numFmt w:val="bullet"/>
+      <w:lvlText w:val=""/>
+      <w:lvlJc w:val="left"/>
+      <w:pPr>
+        <w:ind w:left="4420" w:hanging="360"/>
+      </w:pPr>
+      <w:rPr>
+        <w:rFonts w:ascii="Wingdings" w:hAnsi="Wingdings" w:hint="default"/>
+      </w:rPr>
+    </w:lvl>
+    <w:lvl w:ilvl="6" w:tplc="04090001" w:tentative="1">
+      <w:start w:val="1"/>
+      <w:numFmt w:val="bullet"/>
+      <w:lvlText w:val=""/>
+      <w:lvlJc w:val="left"/>
+      <w:pPr>
+        <w:ind w:left="5140" w:hanging="360"/>
+      </w:pPr>
+      <w:rPr>
+        <w:rFonts w:ascii="Symbol" w:hAnsi="Symbol" w:hint="default"/>
+      </w:rPr>
+    </w:lvl>
+    <w:lvl w:ilvl="7" w:tplc="04090003" w:tentative="1">
+      <w:start w:val="1"/>
+      <w:numFmt w:val="bullet"/>
+      <w:lvlText w:val="o"/>
+      <w:lvlJc w:val="left"/>
+      <w:pPr>
+        <w:ind w:left="5860" w:hanging="360"/>
+      </w:pPr>
+      <w:rPr>
+        <w:rFonts w:ascii="Courier New" w:hAnsi="Courier New" w:cs="Courier New" w:hint="default"/>
+      </w:rPr>
+    </w:lvl>
+    <w:lvl w:ilvl="8" w:tplc="04090005" w:tentative="1">
+      <w:start w:val="1"/>
+      <w:numFmt w:val="bullet"/>
+      <w:lvlText w:val=""/>
+      <w:lvlJc w:val="left"/>
+      <w:pPr>
+        <w:ind w:left="6580" w:hanging="360"/>
+      </w:pPr>
+      <w:rPr>
+        <w:rFonts w:ascii="Wingdings" w:hAnsi="Wingdings" w:hint="default"/>
+      </w:rPr>
+    </w:lvl>
+  </w:abstractNum>
+  <w:abstractNum w:abstractNumId="8" w15:restartNumberingAfterBreak="0">
+    <w:nsid w:val="25240E24"/>
+    <w:multiLevelType w:val="multilevel"/>
+    <w:tmpl w:val="0409001F"/>
+    <w:lvl w:ilvl="0">
+      <w:start w:val="1"/>
+      <w:numFmt w:val="decimal"/>
+      <w:lvlText w:val="%1."/>
+      <w:lvlJc w:val="left"/>
+      <w:pPr>
+        <w:ind w:left="360" w:hanging="360"/>
+      </w:pPr>
+    </w:lvl>
+    <w:lvl w:ilvl="1">
+      <w:start w:val="1"/>
+      <w:numFmt w:val="decimal"/>
+      <w:lvlText w:val="%1.%2."/>
+      <w:lvlJc w:val="left"/>
+      <w:pPr>
+        <w:ind w:left="792" w:hanging="432"/>
+      </w:pPr>
+    </w:lvl>
+    <w:lvl w:ilvl="2">
+      <w:start w:val="1"/>
+      <w:numFmt w:val="decimal"/>
+      <w:lvlText w:val="%1.%2.%3."/>
+      <w:lvlJc w:val="left"/>
+      <w:pPr>
+        <w:ind w:left="1224" w:hanging="504"/>
+      </w:pPr>
+    </w:lvl>
+    <w:lvl w:ilvl="3">
+      <w:start w:val="1"/>
+      <w:numFmt w:val="decimal"/>
+      <w:lvlText w:val="%1.%2.%3.%4."/>
+      <w:lvlJc w:val="left"/>
+      <w:pPr>
+        <w:ind w:left="1728" w:hanging="648"/>
+      </w:pPr>
+    </w:lvl>
+    <w:lvl w:ilvl="4">
+      <w:start w:val="1"/>
+      <w:numFmt w:val="decimal"/>
+      <w:lvlText w:val="%1.%2.%3.%4.%5."/>
+      <w:lvlJc w:val="left"/>
+      <w:pPr>
+        <w:ind w:left="2232" w:hanging="792"/>
+      </w:pPr>
+    </w:lvl>
+    <w:lvl w:ilvl="5">
+      <w:start w:val="1"/>
+      <w:numFmt w:val="decimal"/>
+      <w:lvlText w:val="%1.%2.%3.%4.%5.%6."/>
+      <w:lvlJc w:val="left"/>
+      <w:pPr>
+        <w:ind w:left="2736" w:hanging="936"/>
+      </w:pPr>
+    </w:lvl>
+    <w:lvl w:ilvl="6">
+      <w:start w:val="1"/>
+      <w:numFmt w:val="decimal"/>
+      <w:lvlText w:val="%1.%2.%3.%4.%5.%6.%7."/>
+      <w:lvlJc w:val="left"/>
+      <w:pPr>
+        <w:ind w:left="3240" w:hanging="1080"/>
+      </w:pPr>
+    </w:lvl>
+    <w:lvl w:ilvl="7">
+      <w:start w:val="1"/>
+      <w:numFmt w:val="decimal"/>
+      <w:lvlText w:val="%1.%2.%3.%4.%5.%6.%7.%8."/>
+      <w:lvlJc w:val="left"/>
+      <w:pPr>
+        <w:ind w:left="3744" w:hanging="1224"/>
+      </w:pPr>
+    </w:lvl>
+    <w:lvl w:ilvl="8">
+      <w:start w:val="1"/>
+      <w:numFmt w:val="decimal"/>
+      <w:lvlText w:val="%1.%2.%3.%4.%5.%6.%7.%8.%9."/>
+      <w:lvlJc w:val="left"/>
+      <w:pPr>
+        <w:ind w:left="4320" w:hanging="1440"/>
+      </w:pPr>
+    </w:lvl>
+  </w:abstractNum>
+  <w:abstractNum w:abstractNumId="9" w15:restartNumberingAfterBreak="0">
+    <w:nsid w:val="34167572"/>
+    <w:multiLevelType w:val="hybridMultilevel"/>
+    <w:tmpl w:val="E9F896A2"/>
+    <w:lvl w:ilvl="0" w:tplc="04090001">
+      <w:start w:val="1"/>
+      <w:numFmt w:val="bullet"/>
+      <w:lvlText w:val=""/>
+      <w:lvlJc w:val="left"/>
+      <w:pPr>
+        <w:ind w:left="820" w:hanging="360"/>
+      </w:pPr>
+      <w:rPr>
+        <w:rFonts w:ascii="Symbol" w:hAnsi="Symbol" w:hint="default"/>
+      </w:rPr>
+    </w:lvl>
+    <w:lvl w:ilvl="1" w:tplc="04090003" w:tentative="1">
+      <w:start w:val="1"/>
+      <w:numFmt w:val="bullet"/>
+      <w:lvlText w:val="o"/>
+      <w:lvlJc w:val="left"/>
+      <w:pPr>
+        <w:ind w:left="1540" w:hanging="360"/>
+      </w:pPr>
+      <w:rPr>
+        <w:rFonts w:ascii="Courier New" w:hAnsi="Courier New" w:cs="Courier New" w:hint="default"/>
+      </w:rPr>
+    </w:lvl>
+    <w:lvl w:ilvl="2" w:tplc="04090005" w:tentative="1">
+      <w:start w:val="1"/>
+      <w:numFmt w:val="bullet"/>
+      <w:lvlText w:val=""/>
+      <w:lvlJc w:val="left"/>
+      <w:pPr>
+        <w:ind w:left="2260" w:hanging="360"/>
+      </w:pPr>
+      <w:rPr>
+        <w:rFonts w:ascii="Wingdings" w:hAnsi="Wingdings" w:hint="default"/>
+      </w:rPr>
+    </w:lvl>
+    <w:lvl w:ilvl="3" w:tplc="04090001" w:tentative="1">
+      <w:start w:val="1"/>
+      <w:numFmt w:val="bullet"/>
+      <w:lvlText w:val=""/>
+      <w:lvlJc w:val="left"/>
+      <w:pPr>
+        <w:ind w:left="2980" w:hanging="360"/>
+      </w:pPr>
+      <w:rPr>
+        <w:rFonts w:ascii="Symbol" w:hAnsi="Symbol" w:hint="default"/>
+      </w:rPr>
+    </w:lvl>
+    <w:lvl w:ilvl="4" w:tplc="04090003" w:tentative="1">
+      <w:start w:val="1"/>
+      <w:numFmt w:val="bullet"/>
+      <w:lvlText w:val="o"/>
+      <w:lvlJc w:val="left"/>
+      <w:pPr>
+        <w:ind w:left="3700" w:hanging="360"/>
+      </w:pPr>
+      <w:rPr>
+        <w:rFonts w:ascii="Courier New" w:hAnsi="Courier New" w:cs="Courier New" w:hint="default"/>
+      </w:rPr>
+    </w:lvl>
+    <w:lvl w:ilvl="5" w:tplc="04090005" w:tentative="1">
+      <w:start w:val="1"/>
+      <w:numFmt w:val="bullet"/>
+      <w:lvlText w:val=""/>
+      <w:lvlJc w:val="left"/>
+      <w:pPr>
+        <w:ind w:left="4420" w:hanging="360"/>
+      </w:pPr>
+      <w:rPr>
+        <w:rFonts w:ascii="Wingdings" w:hAnsi="Wingdings" w:hint="default"/>
+      </w:rPr>
+    </w:lvl>
+    <w:lvl w:ilvl="6" w:tplc="04090001" w:tentative="1">
+      <w:start w:val="1"/>
+      <w:numFmt w:val="bullet"/>
+      <w:lvlText w:val=""/>
+      <w:lvlJc w:val="left"/>
+      <w:pPr>
+        <w:ind w:left="5140" w:hanging="360"/>
+      </w:pPr>
+      <w:rPr>
+        <w:rFonts w:ascii="Symbol" w:hAnsi="Symbol" w:hint="default"/>
+      </w:rPr>
+    </w:lvl>
+    <w:lvl w:ilvl="7" w:tplc="04090003" w:tentative="1">
+      <w:start w:val="1"/>
+      <w:numFmt w:val="bullet"/>
+      <w:lvlText w:val="o"/>
+      <w:lvlJc w:val="left"/>
+      <w:pPr>
+        <w:ind w:left="5860" w:hanging="360"/>
+      </w:pPr>
+      <w:rPr>
+        <w:rFonts w:ascii="Courier New" w:hAnsi="Courier New" w:cs="Courier New" w:hint="default"/>
+      </w:rPr>
+    </w:lvl>
+    <w:lvl w:ilvl="8" w:tplc="04090005" w:tentative="1">
+      <w:start w:val="1"/>
+      <w:numFmt w:val="bullet"/>
+      <w:lvlText w:val=""/>
+      <w:lvlJc w:val="left"/>
+      <w:pPr>
+        <w:ind w:left="6580" w:hanging="360"/>
+      </w:pPr>
+      <w:rPr>
+        <w:rFonts w:ascii="Wingdings" w:hAnsi="Wingdings" w:hint="default"/>
+      </w:rPr>
+    </w:lvl>
+  </w:abstractNum>
+  <w:abstractNum w:abstractNumId="10" w15:restartNumberingAfterBreak="0">
     <w:nsid w:val="36FF0B46"/>
     <w:multiLevelType w:val="multilevel"/>
     <w:tmpl w:val="3B7C851C"/>
@@ -9837,7 +10327,7 @@
       <w:lvlJc w:val="left"/>
     </w:lvl>
   </w:abstractNum>
-  <w:abstractNum w:abstractNumId="6" w15:restartNumberingAfterBreak="0">
+  <w:abstractNum w:abstractNumId="11" w15:restartNumberingAfterBreak="0">
     <w:nsid w:val="382D5AA8"/>
     <w:multiLevelType w:val="multilevel"/>
     <w:tmpl w:val="4910634E"/>
@@ -9888,7 +10378,7 @@
       <w:lvlJc w:val="left"/>
     </w:lvl>
   </w:abstractNum>
-  <w:abstractNum w:abstractNumId="7" w15:restartNumberingAfterBreak="0">
+  <w:abstractNum w:abstractNumId="12" w15:restartNumberingAfterBreak="0">
     <w:nsid w:val="391E6148"/>
     <w:multiLevelType w:val="multilevel"/>
     <w:tmpl w:val="94F64714"/>
@@ -9939,7 +10429,7 @@
       <w:lvlJc w:val="left"/>
     </w:lvl>
   </w:abstractNum>
-  <w:abstractNum w:abstractNumId="8" w15:restartNumberingAfterBreak="0">
+  <w:abstractNum w:abstractNumId="13" w15:restartNumberingAfterBreak="0">
     <w:nsid w:val="3A533C30"/>
     <w:multiLevelType w:val="multilevel"/>
     <w:tmpl w:val="71203AD4"/>
@@ -9990,7 +10480,7 @@
       <w:lvlJc w:val="left"/>
     </w:lvl>
   </w:abstractNum>
-  <w:abstractNum w:abstractNumId="9" w15:restartNumberingAfterBreak="0">
+  <w:abstractNum w:abstractNumId="14" w15:restartNumberingAfterBreak="0">
     <w:nsid w:val="46556F19"/>
     <w:multiLevelType w:val="multilevel"/>
     <w:tmpl w:val="C62C3C42"/>
@@ -10041,7 +10531,179 @@
       <w:lvlJc w:val="left"/>
     </w:lvl>
   </w:abstractNum>
-  <w:abstractNum w:abstractNumId="10" w15:restartNumberingAfterBreak="0">
+  <w:abstractNum w:abstractNumId="15" w15:restartNumberingAfterBreak="0">
+    <w:nsid w:val="4EB1103B"/>
+    <w:multiLevelType w:val="hybridMultilevel"/>
+    <w:tmpl w:val="BC629B58"/>
+    <w:lvl w:ilvl="0" w:tplc="0409000F">
+      <w:start w:val="1"/>
+      <w:numFmt w:val="decimal"/>
+      <w:lvlText w:val="%1."/>
+      <w:lvlJc w:val="left"/>
+      <w:pPr>
+        <w:ind w:left="820" w:hanging="360"/>
+      </w:pPr>
+    </w:lvl>
+    <w:lvl w:ilvl="1" w:tplc="04090019" w:tentative="1">
+      <w:start w:val="1"/>
+      <w:numFmt w:val="lowerLetter"/>
+      <w:lvlText w:val="%2."/>
+      <w:lvlJc w:val="left"/>
+      <w:pPr>
+        <w:ind w:left="1540" w:hanging="360"/>
+      </w:pPr>
+    </w:lvl>
+    <w:lvl w:ilvl="2" w:tplc="0409001B" w:tentative="1">
+      <w:start w:val="1"/>
+      <w:numFmt w:val="lowerRoman"/>
+      <w:lvlText w:val="%3."/>
+      <w:lvlJc w:val="right"/>
+      <w:pPr>
+        <w:ind w:left="2260" w:hanging="180"/>
+      </w:pPr>
+    </w:lvl>
+    <w:lvl w:ilvl="3" w:tplc="0409000F" w:tentative="1">
+      <w:start w:val="1"/>
+      <w:numFmt w:val="decimal"/>
+      <w:lvlText w:val="%4."/>
+      <w:lvlJc w:val="left"/>
+      <w:pPr>
+        <w:ind w:left="2980" w:hanging="360"/>
+      </w:pPr>
+    </w:lvl>
+    <w:lvl w:ilvl="4" w:tplc="04090019" w:tentative="1">
+      <w:start w:val="1"/>
+      <w:numFmt w:val="lowerLetter"/>
+      <w:lvlText w:val="%5."/>
+      <w:lvlJc w:val="left"/>
+      <w:pPr>
+        <w:ind w:left="3700" w:hanging="360"/>
+      </w:pPr>
+    </w:lvl>
+    <w:lvl w:ilvl="5" w:tplc="0409001B" w:tentative="1">
+      <w:start w:val="1"/>
+      <w:numFmt w:val="lowerRoman"/>
+      <w:lvlText w:val="%6."/>
+      <w:lvlJc w:val="right"/>
+      <w:pPr>
+        <w:ind w:left="4420" w:hanging="180"/>
+      </w:pPr>
+    </w:lvl>
+    <w:lvl w:ilvl="6" w:tplc="0409000F" w:tentative="1">
+      <w:start w:val="1"/>
+      <w:numFmt w:val="decimal"/>
+      <w:lvlText w:val="%7."/>
+      <w:lvlJc w:val="left"/>
+      <w:pPr>
+        <w:ind w:left="5140" w:hanging="360"/>
+      </w:pPr>
+    </w:lvl>
+    <w:lvl w:ilvl="7" w:tplc="04090019" w:tentative="1">
+      <w:start w:val="1"/>
+      <w:numFmt w:val="lowerLetter"/>
+      <w:lvlText w:val="%8."/>
+      <w:lvlJc w:val="left"/>
+      <w:pPr>
+        <w:ind w:left="5860" w:hanging="360"/>
+      </w:pPr>
+    </w:lvl>
+    <w:lvl w:ilvl="8" w:tplc="0409001B" w:tentative="1">
+      <w:start w:val="1"/>
+      <w:numFmt w:val="lowerRoman"/>
+      <w:lvlText w:val="%9."/>
+      <w:lvlJc w:val="right"/>
+      <w:pPr>
+        <w:ind w:left="6580" w:hanging="180"/>
+      </w:pPr>
+    </w:lvl>
+  </w:abstractNum>
+  <w:abstractNum w:abstractNumId="16" w15:restartNumberingAfterBreak="0">
+    <w:nsid w:val="51987C3F"/>
+    <w:multiLevelType w:val="hybridMultilevel"/>
+    <w:tmpl w:val="A87299BE"/>
+    <w:lvl w:ilvl="0" w:tplc="0409000F">
+      <w:start w:val="1"/>
+      <w:numFmt w:val="decimal"/>
+      <w:lvlText w:val="%1."/>
+      <w:lvlJc w:val="left"/>
+      <w:pPr>
+        <w:ind w:left="720" w:hanging="360"/>
+      </w:pPr>
+    </w:lvl>
+    <w:lvl w:ilvl="1" w:tplc="04090019" w:tentative="1">
+      <w:start w:val="1"/>
+      <w:numFmt w:val="lowerLetter"/>
+      <w:lvlText w:val="%2."/>
+      <w:lvlJc w:val="left"/>
+      <w:pPr>
+        <w:ind w:left="1440" w:hanging="360"/>
+      </w:pPr>
+    </w:lvl>
+    <w:lvl w:ilvl="2" w:tplc="0409001B" w:tentative="1">
+      <w:start w:val="1"/>
+      <w:numFmt w:val="lowerRoman"/>
+      <w:lvlText w:val="%3."/>
+      <w:lvlJc w:val="right"/>
+      <w:pPr>
+        <w:ind w:left="2160" w:hanging="180"/>
+      </w:pPr>
+    </w:lvl>
+    <w:lvl w:ilvl="3" w:tplc="0409000F" w:tentative="1">
+      <w:start w:val="1"/>
+      <w:numFmt w:val="decimal"/>
+      <w:lvlText w:val="%4."/>
+      <w:lvlJc w:val="left"/>
+      <w:pPr>
+        <w:ind w:left="2880" w:hanging="360"/>
+      </w:pPr>
+    </w:lvl>
+    <w:lvl w:ilvl="4" w:tplc="04090019" w:tentative="1">
+      <w:start w:val="1"/>
+      <w:numFmt w:val="lowerLetter"/>
+      <w:lvlText w:val="%5."/>
+      <w:lvlJc w:val="left"/>
+      <w:pPr>
+        <w:ind w:left="3600" w:hanging="360"/>
+      </w:pPr>
+    </w:lvl>
+    <w:lvl w:ilvl="5" w:tplc="0409001B" w:tentative="1">
+      <w:start w:val="1"/>
+      <w:numFmt w:val="lowerRoman"/>
+      <w:lvlText w:val="%6."/>
+      <w:lvlJc w:val="right"/>
+      <w:pPr>
+        <w:ind w:left="4320" w:hanging="180"/>
+      </w:pPr>
+    </w:lvl>
+    <w:lvl w:ilvl="6" w:tplc="0409000F" w:tentative="1">
+      <w:start w:val="1"/>
+      <w:numFmt w:val="decimal"/>
+      <w:lvlText w:val="%7."/>
+      <w:lvlJc w:val="left"/>
+      <w:pPr>
+        <w:ind w:left="5040" w:hanging="360"/>
+      </w:pPr>
+    </w:lvl>
+    <w:lvl w:ilvl="7" w:tplc="04090019" w:tentative="1">
+      <w:start w:val="1"/>
+      <w:numFmt w:val="lowerLetter"/>
+      <w:lvlText w:val="%8."/>
+      <w:lvlJc w:val="left"/>
+      <w:pPr>
+        <w:ind w:left="5760" w:hanging="360"/>
+      </w:pPr>
+    </w:lvl>
+    <w:lvl w:ilvl="8" w:tplc="0409001B" w:tentative="1">
+      <w:start w:val="1"/>
+      <w:numFmt w:val="lowerRoman"/>
+      <w:lvlText w:val="%9."/>
+      <w:lvlJc w:val="right"/>
+      <w:pPr>
+        <w:ind w:left="6480" w:hanging="180"/>
+      </w:pPr>
+    </w:lvl>
+  </w:abstractNum>
+  <w:abstractNum w:abstractNumId="17" w15:restartNumberingAfterBreak="0">
     <w:nsid w:val="568E40EC"/>
     <w:multiLevelType w:val="multilevel"/>
     <w:tmpl w:val="9ACAB712"/>
@@ -10092,7 +10754,7 @@
       <w:lvlJc w:val="left"/>
     </w:lvl>
   </w:abstractNum>
-  <w:abstractNum w:abstractNumId="11" w15:restartNumberingAfterBreak="0">
+  <w:abstractNum w:abstractNumId="18" w15:restartNumberingAfterBreak="0">
     <w:nsid w:val="610000E3"/>
     <w:multiLevelType w:val="multilevel"/>
     <w:tmpl w:val="72548F22"/>
@@ -10143,7 +10805,120 @@
       <w:lvlJc w:val="left"/>
     </w:lvl>
   </w:abstractNum>
-  <w:abstractNum w:abstractNumId="12" w15:restartNumberingAfterBreak="0">
+  <w:abstractNum w:abstractNumId="19" w15:restartNumberingAfterBreak="0">
+    <w:nsid w:val="649E5D57"/>
+    <w:multiLevelType w:val="multilevel"/>
+    <w:tmpl w:val="EBFA6DB8"/>
+    <w:lvl w:ilvl="0">
+      <w:start w:val="1"/>
+      <w:numFmt w:val="none"/>
+      <w:lvlText w:val="8.1"/>
+      <w:lvlJc w:val="left"/>
+      <w:pPr>
+        <w:ind w:left="360" w:hanging="360"/>
+      </w:pPr>
+      <w:rPr>
+        <w:rFonts w:hint="default"/>
+      </w:rPr>
+    </w:lvl>
+    <w:lvl w:ilvl="1">
+      <w:start w:val="1"/>
+      <w:numFmt w:val="decimal"/>
+      <w:lvlText w:val="%1.%2."/>
+      <w:lvlJc w:val="left"/>
+      <w:pPr>
+        <w:ind w:left="792" w:hanging="432"/>
+      </w:pPr>
+      <w:rPr>
+        <w:rFonts w:hint="default"/>
+      </w:rPr>
+    </w:lvl>
+    <w:lvl w:ilvl="2">
+      <w:start w:val="1"/>
+      <w:numFmt w:val="decimal"/>
+      <w:lvlText w:val="%1.%2.%3."/>
+      <w:lvlJc w:val="left"/>
+      <w:pPr>
+        <w:ind w:left="1224" w:hanging="504"/>
+      </w:pPr>
+      <w:rPr>
+        <w:rFonts w:hint="default"/>
+      </w:rPr>
+    </w:lvl>
+    <w:lvl w:ilvl="3">
+      <w:start w:val="1"/>
+      <w:numFmt w:val="decimal"/>
+      <w:lvlText w:val="%1.%2.%3.%4."/>
+      <w:lvlJc w:val="left"/>
+      <w:pPr>
+        <w:ind w:left="1728" w:hanging="648"/>
+      </w:pPr>
+      <w:rPr>
+        <w:rFonts w:hint="default"/>
+      </w:rPr>
+    </w:lvl>
+    <w:lvl w:ilvl="4">
+      <w:start w:val="1"/>
+      <w:numFmt w:val="decimal"/>
+      <w:lvlText w:val="%1.%2.%3.%4.%5."/>
+      <w:lvlJc w:val="left"/>
+      <w:pPr>
+        <w:ind w:left="2232" w:hanging="792"/>
+      </w:pPr>
+      <w:rPr>
+        <w:rFonts w:hint="default"/>
+      </w:rPr>
+    </w:lvl>
+    <w:lvl w:ilvl="5">
+      <w:start w:val="1"/>
+      <w:numFmt w:val="decimal"/>
+      <w:lvlText w:val="%1.%2.%3.%4.%5.%6."/>
+      <w:lvlJc w:val="left"/>
+      <w:pPr>
+        <w:ind w:left="2736" w:hanging="936"/>
+      </w:pPr>
+      <w:rPr>
+        <w:rFonts w:hint="default"/>
+      </w:rPr>
+    </w:lvl>
+    <w:lvl w:ilvl="6">
+      <w:start w:val="1"/>
+      <w:numFmt w:val="decimal"/>
+      <w:lvlText w:val="%1.%2.%3.%4.%5.%6.%7."/>
+      <w:lvlJc w:val="left"/>
+      <w:pPr>
+        <w:ind w:left="3240" w:hanging="1080"/>
+      </w:pPr>
+      <w:rPr>
+        <w:rFonts w:hint="default"/>
+      </w:rPr>
+    </w:lvl>
+    <w:lvl w:ilvl="7">
+      <w:start w:val="1"/>
+      <w:numFmt w:val="decimal"/>
+      <w:lvlText w:val="%1.%2.%3.%4.%5.%6.%7.%8."/>
+      <w:lvlJc w:val="left"/>
+      <w:pPr>
+        <w:ind w:left="3744" w:hanging="1224"/>
+      </w:pPr>
+      <w:rPr>
+        <w:rFonts w:hint="default"/>
+      </w:rPr>
+    </w:lvl>
+    <w:lvl w:ilvl="8">
+      <w:start w:val="1"/>
+      <w:numFmt w:val="decimal"/>
+      <w:lvlText w:val="%1.%2.%3.%4.%5.%6.%7.%8.%9."/>
+      <w:lvlJc w:val="left"/>
+      <w:pPr>
+        <w:ind w:left="4320" w:hanging="1440"/>
+      </w:pPr>
+      <w:rPr>
+        <w:rFonts w:hint="default"/>
+      </w:rPr>
+    </w:lvl>
+  </w:abstractNum>
+  <w:abstractNum w:abstractNumId="20" w15:restartNumberingAfterBreak="0">
     <w:nsid w:val="65D6173D"/>
     <w:multiLevelType w:val="multilevel"/>
     <w:tmpl w:val="8E888B60"/>
@@ -10194,7 +10969,7 @@
       <w:lvlJc w:val="left"/>
     </w:lvl>
   </w:abstractNum>
-  <w:abstractNum w:abstractNumId="13" w15:restartNumberingAfterBreak="0">
+  <w:abstractNum w:abstractNumId="21" w15:restartNumberingAfterBreak="0">
     <w:nsid w:val="66BF6D60"/>
     <w:multiLevelType w:val="multilevel"/>
     <w:tmpl w:val="9EF48768"/>
@@ -10245,7 +11020,93 @@
       <w:lvlJc w:val="left"/>
     </w:lvl>
   </w:abstractNum>
-  <w:abstractNum w:abstractNumId="14" w15:restartNumberingAfterBreak="0">
+  <w:abstractNum w:abstractNumId="22" w15:restartNumberingAfterBreak="0">
+    <w:nsid w:val="78B33C5A"/>
+    <w:multiLevelType w:val="hybridMultilevel"/>
+    <w:tmpl w:val="31EC89E2"/>
+    <w:lvl w:ilvl="0" w:tplc="0409000F">
+      <w:start w:val="1"/>
+      <w:numFmt w:val="decimal"/>
+      <w:lvlText w:val="%1."/>
+      <w:lvlJc w:val="left"/>
+      <w:pPr>
+        <w:ind w:left="820" w:hanging="360"/>
+      </w:pPr>
+    </w:lvl>
+    <w:lvl w:ilvl="1" w:tplc="04090019" w:tentative="1">
+      <w:start w:val="1"/>
+      <w:numFmt w:val="lowerLetter"/>
+      <w:lvlText w:val="%2."/>
+      <w:lvlJc w:val="left"/>
+      <w:pPr>
+        <w:ind w:left="1540" w:hanging="360"/>
+      </w:pPr>
+    </w:lvl>
+    <w:lvl w:ilvl="2" w:tplc="0409001B" w:tentative="1">
+      <w:start w:val="1"/>
+      <w:numFmt w:val="lowerRoman"/>
+      <w:lvlText w:val="%3."/>
+      <w:lvlJc w:val="right"/>
+      <w:pPr>
+        <w:ind w:left="2260" w:hanging="180"/>
+      </w:pPr>
+    </w:lvl>
+    <w:lvl w:ilvl="3" w:tplc="0409000F" w:tentative="1">
+      <w:start w:val="1"/>
+      <w:numFmt w:val="decimal"/>
+      <w:lvlText w:val="%4."/>
+      <w:lvlJc w:val="left"/>
+      <w:pPr>
+        <w:ind w:left="2980" w:hanging="360"/>
+      </w:pPr>
+    </w:lvl>
+    <w:lvl w:ilvl="4" w:tplc="04090019" w:tentative="1">
+      <w:start w:val="1"/>
+      <w:numFmt w:val="lowerLetter"/>
+      <w:lvlText w:val="%5."/>
+      <w:lvlJc w:val="left"/>
+      <w:pPr>
+        <w:ind w:left="3700" w:hanging="360"/>
+      </w:pPr>
+    </w:lvl>
+    <w:lvl w:ilvl="5" w:tplc="0409001B" w:tentative="1">
+      <w:start w:val="1"/>
+      <w:numFmt w:val="lowerRoman"/>
+      <w:lvlText w:val="%6."/>
+      <w:lvlJc w:val="right"/>
+      <w:pPr>
+        <w:ind w:left="4420" w:hanging="180"/>
+      </w:pPr>
+    </w:lvl>
+    <w:lvl w:ilvl="6" w:tplc="0409000F" w:tentative="1">
+      <w:start w:val="1"/>
+      <w:numFmt w:val="decimal"/>
+      <w:lvlText w:val="%7."/>
+      <w:lvlJc w:val="left"/>
+      <w:pPr>
+        <w:ind w:left="5140" w:hanging="360"/>
+      </w:pPr>
+    </w:lvl>
+    <w:lvl w:ilvl="7" w:tplc="04090019" w:tentative="1">
+      <w:start w:val="1"/>
+      <w:numFmt w:val="lowerLetter"/>
+      <w:lvlText w:val="%8."/>
+      <w:lvlJc w:val="left"/>
+      <w:pPr>
+        <w:ind w:left="5860" w:hanging="360"/>
+      </w:pPr>
+    </w:lvl>
+    <w:lvl w:ilvl="8" w:tplc="0409001B" w:tentative="1">
+      <w:start w:val="1"/>
+      <w:numFmt w:val="lowerRoman"/>
+      <w:lvlText w:val="%9."/>
+      <w:lvlJc w:val="right"/>
+      <w:pPr>
+        <w:ind w:left="6580" w:hanging="180"/>
+      </w:pPr>
+    </w:lvl>
+  </w:abstractNum>
+  <w:abstractNum w:abstractNumId="23" w15:restartNumberingAfterBreak="0">
     <w:nsid w:val="7B900597"/>
     <w:multiLevelType w:val="multilevel"/>
     <w:tmpl w:val="3D7889F4"/>
@@ -10296,7 +11157,120 @@
       <w:lvlJc w:val="left"/>
     </w:lvl>
   </w:abstractNum>
-  <w:abstractNum w:abstractNumId="15" w15:restartNumberingAfterBreak="0">
+  <w:abstractNum w:abstractNumId="24" w15:restartNumberingAfterBreak="0">
+    <w:nsid w:val="7C0D5814"/>
+    <w:multiLevelType w:val="hybridMultilevel"/>
+    <w:tmpl w:val="69BA9576"/>
+    <w:lvl w:ilvl="0" w:tplc="04090001">
+      <w:start w:val="1"/>
+      <w:numFmt w:val="bullet"/>
+      <w:lvlText w:val=""/>
+      <w:lvlJc w:val="left"/>
+      <w:pPr>
+        <w:ind w:left="720" w:hanging="360"/>
+      </w:pPr>
+      <w:rPr>
+        <w:rFonts w:ascii="Symbol" w:hAnsi="Symbol" w:hint="default"/>
+      </w:rPr>
+    </w:lvl>
+    <w:lvl w:ilvl="1" w:tplc="04090003" w:tentative="1">
+      <w:start w:val="1"/>
+      <w:numFmt w:val="bullet"/>
+      <w:lvlText w:val="o"/>
+      <w:lvlJc w:val="left"/>
+      <w:pPr>
+        <w:ind w:left="1440" w:hanging="360"/>
+      </w:pPr>
+      <w:rPr>
+        <w:rFonts w:ascii="Courier New" w:hAnsi="Courier New" w:cs="Courier New" w:hint="default"/>
+      </w:rPr>
+    </w:lvl>
+    <w:lvl w:ilvl="2" w:tplc="04090005" w:tentative="1">
+      <w:start w:val="1"/>
+      <w:numFmt w:val="bullet"/>
+      <w:lvlText w:val=""/>
+      <w:lvlJc w:val="left"/>
+      <w:pPr>
+        <w:ind w:left="2160" w:hanging="360"/>
+      </w:pPr>
+      <w:rPr>
+        <w:rFonts w:ascii="Wingdings" w:hAnsi="Wingdings" w:hint="default"/>
+      </w:rPr>
+    </w:lvl>
+    <w:lvl w:ilvl="3" w:tplc="04090001" w:tentative="1">
+      <w:start w:val="1"/>
+      <w:numFmt w:val="bullet"/>
+      <w:lvlText w:val=""/>
+      <w:lvlJc w:val="left"/>
+      <w:pPr>
+        <w:ind w:left="2880" w:hanging="360"/>
+      </w:pPr>
+      <w:rPr>
+        <w:rFonts w:ascii="Symbol" w:hAnsi="Symbol" w:hint="default"/>
+      </w:rPr>
+    </w:lvl>
+    <w:lvl w:ilvl="4" w:tplc="04090003" w:tentative="1">
+      <w:start w:val="1"/>
+      <w:numFmt w:val="bullet"/>
+      <w:lvlText w:val="o"/>
+      <w:lvlJc w:val="left"/>
+      <w:pPr>
+        <w:ind w:left="3600" w:hanging="360"/>
+      </w:pPr>
+      <w:rPr>
+        <w:rFonts w:ascii="Courier New" w:hAnsi="Courier New" w:cs="Courier New" w:hint="default"/>
+      </w:rPr>
+    </w:lvl>
+    <w:lvl w:ilvl="5" w:tplc="04090005" w:tentative="1">
+      <w:start w:val="1"/>
+      <w:numFmt w:val="bullet"/>
+      <w:lvlText w:val=""/>
+      <w:lvlJc w:val="left"/>
+      <w:pPr>
+        <w:ind w:left="4320" w:hanging="360"/>
+      </w:pPr>
+      <w:rPr>
+        <w:rFonts w:ascii="Wingdings" w:hAnsi="Wingdings" w:hint="default"/>
+      </w:rPr>
+    </w:lvl>
+    <w:lvl w:ilvl="6" w:tplc="04090001" w:tentative="1">
+      <w:start w:val="1"/>
+      <w:numFmt w:val="bullet"/>
+      <w:lvlText w:val=""/>
+      <w:lvlJc w:val="left"/>
+      <w:pPr>
+        <w:ind w:left="5040" w:hanging="360"/>
+      </w:pPr>
+      <w:rPr>
+        <w:rFonts w:ascii="Symbol" w:hAnsi="Symbol" w:hint="default"/>
+      </w:rPr>
+    </w:lvl>
+    <w:lvl w:ilvl="7" w:tplc="04090003" w:tentative="1">
+      <w:start w:val="1"/>
+      <w:numFmt w:val="bullet"/>
+      <w:lvlText w:val="o"/>
+      <w:lvlJc w:val="left"/>
+      <w:pPr>
+        <w:ind w:left="5760" w:hanging="360"/>
+      </w:pPr>
+      <w:rPr>
+        <w:rFonts w:ascii="Courier New" w:hAnsi="Courier New" w:cs="Courier New" w:hint="default"/>
+      </w:rPr>
+    </w:lvl>
+    <w:lvl w:ilvl="8" w:tplc="04090005" w:tentative="1">
+      <w:start w:val="1"/>
+      <w:numFmt w:val="bullet"/>
+      <w:lvlText w:val=""/>
+      <w:lvlJc w:val="left"/>
+      <w:pPr>
+        <w:ind w:left="6480" w:hanging="360"/>
+      </w:pPr>
+      <w:rPr>
+        <w:rFonts w:ascii="Wingdings" w:hAnsi="Wingdings" w:hint="default"/>
+      </w:rPr>
+    </w:lvl>
+  </w:abstractNum>
+  <w:abstractNum w:abstractNumId="25" w15:restartNumberingAfterBreak="0">
     <w:nsid w:val="7F634D86"/>
     <w:multiLevelType w:val="multilevel"/>
     <w:tmpl w:val="A3A2F050"/>
@@ -10348,52 +11322,82 @@
     </w:lvl>
   </w:abstractNum>
   <w:num w:numId="1" w16cid:durableId="534731883">
-    <w:abstractNumId w:val="8"/>
+    <w:abstractNumId w:val="13"/>
   </w:num>
   <w:num w:numId="2" w16cid:durableId="146744719">
-    <w:abstractNumId w:val="4"/>
+    <w:abstractNumId w:val="6"/>
   </w:num>
   <w:num w:numId="3" w16cid:durableId="841241006">
-    <w:abstractNumId w:val="6"/>
+    <w:abstractNumId w:val="11"/>
   </w:num>
   <w:num w:numId="4" w16cid:durableId="1431048268">
-    <w:abstractNumId w:val="11"/>
+    <w:abstractNumId w:val="18"/>
   </w:num>
   <w:num w:numId="5" w16cid:durableId="948464915">
-    <w:abstractNumId w:val="15"/>
+    <w:abstractNumId w:val="25"/>
   </w:num>
   <w:num w:numId="6" w16cid:durableId="11103949">
-    <w:abstractNumId w:val="5"/>
+    <w:abstractNumId w:val="10"/>
   </w:num>
   <w:num w:numId="7" w16cid:durableId="1731422209">
-    <w:abstractNumId w:val="12"/>
+    <w:abstractNumId w:val="20"/>
   </w:num>
   <w:num w:numId="8" w16cid:durableId="1812745330">
-    <w:abstractNumId w:val="10"/>
+    <w:abstractNumId w:val="17"/>
   </w:num>
   <w:num w:numId="9" w16cid:durableId="1447044020">
     <w:abstractNumId w:val="0"/>
   </w:num>
   <w:num w:numId="10" w16cid:durableId="1814329288">
-    <w:abstractNumId w:val="13"/>
+    <w:abstractNumId w:val="21"/>
   </w:num>
   <w:num w:numId="11" w16cid:durableId="1555508475">
+    <w:abstractNumId w:val="23"/>
+  </w:num>
+  <w:num w:numId="12" w16cid:durableId="324673251">
+    <w:abstractNumId w:val="4"/>
+  </w:num>
+  <w:num w:numId="13" w16cid:durableId="1854564637">
+    <w:abstractNumId w:val="3"/>
+  </w:num>
+  <w:num w:numId="14" w16cid:durableId="1308590047">
     <w:abstractNumId w:val="14"/>
   </w:num>
-  <w:num w:numId="12" w16cid:durableId="324673251">
+  <w:num w:numId="15" w16cid:durableId="279341144">
+    <w:abstractNumId w:val="5"/>
+  </w:num>
+  <w:num w:numId="16" w16cid:durableId="1033926256">
+    <w:abstractNumId w:val="12"/>
+  </w:num>
+  <w:num w:numId="17" w16cid:durableId="890312221">
+    <w:abstractNumId w:val="7"/>
+  </w:num>
+  <w:num w:numId="18" w16cid:durableId="806748322">
+    <w:abstractNumId w:val="22"/>
+  </w:num>
+  <w:num w:numId="19" w16cid:durableId="1103501904">
+    <w:abstractNumId w:val="9"/>
+  </w:num>
+  <w:num w:numId="20" w16cid:durableId="517549273">
+    <w:abstractNumId w:val="15"/>
+  </w:num>
+  <w:num w:numId="21" w16cid:durableId="774447287">
+    <w:abstractNumId w:val="16"/>
+  </w:num>
+  <w:num w:numId="22" w16cid:durableId="294024396">
+    <w:abstractNumId w:val="1"/>
+  </w:num>
+  <w:num w:numId="23" w16cid:durableId="1209418626">
+    <w:abstractNumId w:val="8"/>
+  </w:num>
+  <w:num w:numId="24" w16cid:durableId="1056008898">
     <w:abstractNumId w:val="2"/>
   </w:num>
-  <w:num w:numId="13" w16cid:durableId="1854564637">
-    <w:abstractNumId w:val="1"/>
+  <w:num w:numId="25" w16cid:durableId="1584797816">
+    <w:abstractNumId w:val="19"/>
   </w:num>
-  <w:num w:numId="14" w16cid:durableId="1308590047">
-    <w:abstractNumId w:val="9"/>
-  </w:num>
-  <w:num w:numId="15" w16cid:durableId="279341144">
-    <w:abstractNumId w:val="3"/>
-  </w:num>
-  <w:num w:numId="16" w16cid:durableId="1033926256">
-    <w:abstractNumId w:val="7"/>
+  <w:num w:numId="26" w16cid:durableId="521629529">
+    <w:abstractNumId w:val="24"/>
   </w:num>
 </w:numbering>
 </file>
@@ -10795,6 +11799,7 @@
   <w:style w:type="paragraph" w:default="1" w:styleId="Normal">
     <w:name w:val="Normal"/>
     <w:qFormat/>
+    <w:rsid w:val="000F4B7E"/>
     <w:rPr>
       <w:rFonts w:cs="Mangal"/>
     </w:rPr>
@@ -10855,6 +11860,17 @@
       <w:sz w:val="16"/>
       <w:szCs w:val="14"/>
     </w:rPr>
+  </w:style>
+  <w:style w:type="paragraph" w:styleId="ListParagraph">
+    <w:name w:val="List Paragraph"/>
+    <w:basedOn w:val="Normal"/>
+    <w:uiPriority w:val="34"/>
+    <w:qFormat/>
+    <w:rsid w:val="00A83760"/>
+    <w:pPr>
+      <w:ind w:left="720"/>
+      <w:contextualSpacing/>
+    </w:pPr>
   </w:style>
 </w:styles>
 </file>

--- a/backend/DOCS/Annexure-3-Net-Metering.docx
+++ b/backend/DOCS/Annexure-3-Net-Metering.docx
@@ -8442,16 +8442,7 @@
           <w:color w:val="2F2F2F"/>
           <w:sz w:val="24"/>
         </w:rPr>
-        <w:t>9</w:t>
-      </w:r>
-      <w:r>
-        <w:rPr>
-          <w:rFonts w:ascii="Times New Roman" w:eastAsia="Times New Roman" w:hAnsi="Times New Roman" w:cs="Times New Roman"/>
-          <w:b/>
-          <w:color w:val="2F2F2F"/>
-          <w:sz w:val="24"/>
-        </w:rPr>
-        <w:t>. Connection</w:t>
+        <w:t>9. Connection</w:t>
       </w:r>
       <w:r>
         <w:rPr>
@@ -9036,7 +9027,6 @@
     <w:p>
       <w:pPr>
         <w:tabs>
-          <w:tab w:val="left" w:pos="3484"/>
           <w:tab w:val="left" w:pos="5859"/>
           <w:tab w:val="left" w:pos="9349"/>
         </w:tabs>
@@ -9089,33 +9079,15 @@
           <w:color w:val="2F2F2F"/>
           <w:sz w:val="24"/>
         </w:rPr>
-        <w:t xml:space="preserve">                                        </w:t>
-      </w:r>
-      <w:r>
-        <w:rPr>
-          <w:rFonts w:ascii="Times New Roman" w:eastAsia="Times New Roman" w:hAnsi="Times New Roman" w:cs="Times New Roman"/>
-          <w:color w:val="2F2F2F"/>
-          <w:sz w:val="24"/>
-        </w:rPr>
-        <w:t>Shri.</w:t>
-      </w:r>
-      <w:r>
-        <w:rPr>
-          <w:rFonts w:ascii="Times New Roman" w:eastAsia="Times New Roman" w:hAnsi="Times New Roman" w:cs="Times New Roman"/>
-          <w:color w:val="2F2F2F"/>
-          <w:sz w:val="24"/>
-          <w:u w:val="dotted"/>
-        </w:rPr>
-        <w:t xml:space="preserve"> </w:t>
-      </w:r>
-      <w:r>
-        <w:rPr>
-          <w:rFonts w:ascii="Times New Roman" w:eastAsia="Times New Roman" w:hAnsi="Times New Roman" w:cs="Times New Roman"/>
-          <w:color w:val="2F2F2F"/>
-          <w:sz w:val="24"/>
-          <w:u w:val="dotted"/>
-        </w:rPr>
-        <w:tab/>
+        <w:t>Shri</w:t>
+      </w:r>
+      <w:r>
+        <w:rPr>
+          <w:rFonts w:ascii="Times New Roman" w:eastAsia="Times New Roman" w:hAnsi="Times New Roman" w:cs="Times New Roman"/>
+          <w:color w:val="2F2F2F"/>
+          <w:sz w:val="24"/>
+        </w:rPr>
+        <w:t xml:space="preserve">. </w:t>
       </w:r>
     </w:p>
     <w:p>
@@ -9250,6 +9222,13 @@
           <w:sz w:val="24"/>
         </w:rPr>
         <w:tab/>
+      </w:r>
+      <w:r>
+        <w:rPr>
+          <w:rFonts w:ascii="Times New Roman" w:eastAsia="Times New Roman" w:hAnsi="Times New Roman" w:cs="Times New Roman"/>
+          <w:color w:val="2F2F2F"/>
+          <w:sz w:val="24"/>
+        </w:rPr>
         <w:t>for</w:t>
       </w:r>
       <w:r>
@@ -9392,7 +9371,7 @@
           <w:spacing w:val="-62"/>
           <w:sz w:val="24"/>
         </w:rPr>
-        <w:t xml:space="preserve">           </w:t>
+        <w:t xml:space="preserve">       </w:t>
       </w:r>
       <w:r>
         <w:rPr>
@@ -9416,7 +9395,7 @@
           <w:color w:val="2F2F2F"/>
           <w:sz w:val="24"/>
         </w:rPr>
-        <w:t xml:space="preserve">                                        </w:t>
+        <w:tab/>
       </w:r>
       <w:r>
         <w:rPr>
@@ -9450,9 +9429,9 @@
           <w:tab w:val="left" w:pos="5859"/>
         </w:tabs>
         <w:spacing w:after="0" w:line="240" w:lineRule="auto"/>
-        <w:ind w:left="100"/>
-        <w:rPr>
-          <w:rFonts w:ascii="Times New Roman" w:eastAsia="Times New Roman" w:hAnsi="Times New Roman" w:cs="Times New Roman"/>
+        <w:rPr>
+          <w:rFonts w:ascii="Times New Roman" w:eastAsia="Times New Roman" w:hAnsi="Times New Roman" w:cs="Times New Roman"/>
+          <w:color w:val="2F2F2F"/>
           <w:sz w:val="24"/>
         </w:rPr>
       </w:pPr>
@@ -9463,7 +9442,6 @@
           <w:tab w:val="left" w:pos="5859"/>
         </w:tabs>
         <w:spacing w:after="0" w:line="240" w:lineRule="auto"/>
-        <w:ind w:left="100"/>
         <w:rPr>
           <w:rFonts w:ascii="Times New Roman" w:eastAsia="Times New Roman" w:hAnsi="Times New Roman" w:cs="Times New Roman"/>
           <w:sz w:val="26"/>

--- a/backend/DOCS/Annexure-3-Net-Metering.docx
+++ b/backend/DOCS/Annexure-3-Net-Metering.docx
@@ -9101,7 +9101,6 @@
         <w:rPr>
           <w:rFonts w:ascii="Times New Roman" w:eastAsia="Times New Roman" w:hAnsi="Times New Roman" w:cs="Times New Roman"/>
           <w:color w:val="2F2F2F"/>
-          <w:spacing w:val="-62"/>
           <w:sz w:val="24"/>
         </w:rPr>
       </w:pPr>
@@ -9314,16 +9313,15 @@
           <w:color w:val="2F2F2F"/>
           <w:sz w:val="24"/>
         </w:rPr>
-        <w:t>MSEDCL</w:t>
-      </w:r>
-      <w:r>
-        <w:rPr>
-          <w:rFonts w:ascii="Times New Roman" w:eastAsia="Times New Roman" w:hAnsi="Times New Roman" w:cs="Times New Roman"/>
-          <w:color w:val="2F2F2F"/>
-          <w:spacing w:val="-62"/>
-          <w:sz w:val="24"/>
-        </w:rPr>
-        <w:t xml:space="preserve"> </w:t>
+        <w:t>MSEDC</w:t>
+      </w:r>
+      <w:r>
+        <w:rPr>
+          <w:rFonts w:ascii="Times New Roman" w:eastAsia="Times New Roman" w:hAnsi="Times New Roman" w:cs="Times New Roman"/>
+          <w:color w:val="2F2F2F"/>
+          <w:sz w:val="24"/>
+        </w:rPr>
+        <w:t>L</w:t>
       </w:r>
     </w:p>
     <w:p>
@@ -9337,7 +9335,6 @@
         <w:rPr>
           <w:rFonts w:ascii="Times New Roman" w:eastAsia="Times New Roman" w:hAnsi="Times New Roman" w:cs="Times New Roman"/>
           <w:color w:val="2F2F2F"/>
-          <w:spacing w:val="-62"/>
           <w:sz w:val="24"/>
         </w:rPr>
       </w:pPr>
@@ -9352,18 +9349,26 @@
         <w:spacing w:before="88" w:after="0" w:line="240" w:lineRule="auto"/>
         <w:rPr>
           <w:rFonts w:ascii="Times New Roman" w:eastAsia="Times New Roman" w:hAnsi="Times New Roman" w:cs="Times New Roman"/>
-          <w:sz w:val="24"/>
-        </w:rPr>
-      </w:pPr>
-      <w:r>
+          <w:color w:val="2F2F2F"/>
+          <w:sz w:val="24"/>
+        </w:rPr>
+      </w:pPr>
+    </w:p>
+    <w:p>
+      <w:pPr>
+        <w:tabs>
+          <w:tab w:val="left" w:pos="3484"/>
+          <w:tab w:val="left" w:pos="5859"/>
+          <w:tab w:val="left" w:pos="9349"/>
+        </w:tabs>
+        <w:spacing w:before="88" w:after="0" w:line="240" w:lineRule="auto"/>
         <w:rPr>
           <w:rFonts w:ascii="Times New Roman" w:eastAsia="Times New Roman" w:hAnsi="Times New Roman" w:cs="Times New Roman"/>
           <w:color w:val="2F2F2F"/>
           <w:spacing w:val="-62"/>
           <w:sz w:val="24"/>
         </w:rPr>
-        <w:t xml:space="preserve">        </w:t>
-      </w:r>
+      </w:pPr>
       <w:r>
         <w:rPr>
           <w:rFonts w:ascii="Times New Roman" w:eastAsia="Times New Roman" w:hAnsi="Times New Roman" w:cs="Times New Roman"/>
@@ -9371,7 +9376,7 @@
           <w:spacing w:val="-62"/>
           <w:sz w:val="24"/>
         </w:rPr>
-        <w:t xml:space="preserve">       </w:t>
+        <w:t xml:space="preserve"> </w:t>
       </w:r>
       <w:r>
         <w:rPr>
